--- a/User Cases/User Cases Admin.docx
+++ b/User Cases/User Cases Admin.docx
@@ -76,8 +76,8 @@
         <w:tblLook w:val="04A0" w:firstRow="1" w:lastRow="0" w:firstColumn="1" w:lastColumn="0" w:noHBand="0" w:noVBand="1"/>
       </w:tblPr>
       <w:tblGrid>
-        <w:gridCol w:w="3082"/>
-        <w:gridCol w:w="6268"/>
+        <w:gridCol w:w="3053"/>
+        <w:gridCol w:w="6297"/>
       </w:tblGrid>
       <w:tr>
         <w:trPr>
@@ -142,8 +142,16 @@
             <w:pPr>
               <w:spacing w:after="160" w:line="278" w:lineRule="auto"/>
               <w:cnfStyle w:val="000000100000" w:firstRow="0" w:lastRow="0" w:firstColumn="0" w:lastColumn="0" w:oddVBand="0" w:evenVBand="0" w:oddHBand="1" w:evenHBand="0" w:firstRowFirstColumn="0" w:firstRowLastColumn="0" w:lastRowFirstColumn="0" w:lastRowLastColumn="0"/>
-            </w:pPr>
-            <w:r>
+              <w:rPr>
+                <w:b/>
+                <w:bCs/>
+              </w:rPr>
+            </w:pPr>
+            <w:r>
+              <w:rPr>
+                <w:b/>
+                <w:bCs/>
+              </w:rPr>
               <w:t>UC-ADM-01 Process Safety Reports</w:t>
             </w:r>
           </w:p>
@@ -174,8 +182,16 @@
             <w:pPr>
               <w:spacing w:after="160" w:line="278" w:lineRule="auto"/>
               <w:cnfStyle w:val="000000000000" w:firstRow="0" w:lastRow="0" w:firstColumn="0" w:lastColumn="0" w:oddVBand="0" w:evenVBand="0" w:oddHBand="0" w:evenHBand="0" w:firstRowFirstColumn="0" w:firstRowLastColumn="0" w:lastRowFirstColumn="0" w:lastRowLastColumn="0"/>
-            </w:pPr>
-            <w:r>
+              <w:rPr>
+                <w:b/>
+                <w:bCs/>
+              </w:rPr>
+            </w:pPr>
+            <w:r>
+              <w:rPr>
+                <w:b/>
+                <w:bCs/>
+              </w:rPr>
               <w:t>An admin reviews flagged content and takes moderation action.</w:t>
             </w:r>
           </w:p>
@@ -209,9 +225,17 @@
             <w:pPr>
               <w:spacing w:after="160" w:line="278" w:lineRule="auto"/>
               <w:cnfStyle w:val="000000100000" w:firstRow="0" w:lastRow="0" w:firstColumn="0" w:lastColumn="0" w:oddVBand="0" w:evenVBand="0" w:oddHBand="1" w:evenHBand="0" w:firstRowFirstColumn="0" w:firstRowLastColumn="0" w:lastRowFirstColumn="0" w:lastRowLastColumn="0"/>
-            </w:pPr>
-            <w:r>
-              <w:t>ADM-01 (Process Safety Reports)</w:t>
+              <w:rPr>
+                <w:b/>
+                <w:bCs/>
+              </w:rPr>
+            </w:pPr>
+            <w:r>
+              <w:rPr>
+                <w:b/>
+                <w:bCs/>
+              </w:rPr>
+              <w:t>UC-ADM-06 (Review Report Details), UC-ADM-07 (Apply Moderation Action)</w:t>
             </w:r>
           </w:p>
         </w:tc>
@@ -241,8 +265,16 @@
             <w:pPr>
               <w:spacing w:after="160" w:line="278" w:lineRule="auto"/>
               <w:cnfStyle w:val="000000000000" w:firstRow="0" w:lastRow="0" w:firstColumn="0" w:lastColumn="0" w:oddVBand="0" w:evenVBand="0" w:oddHBand="0" w:evenHBand="0" w:firstRowFirstColumn="0" w:firstRowLastColumn="0" w:lastRowFirstColumn="0" w:lastRowLastColumn="0"/>
-            </w:pPr>
-            <w:r>
+              <w:rPr>
+                <w:b/>
+                <w:bCs/>
+              </w:rPr>
+            </w:pPr>
+            <w:r>
+              <w:rPr>
+                <w:b/>
+                <w:bCs/>
+              </w:rPr>
               <w:t>Primary: Admin. Secondary: Moderation Queue Service.</w:t>
             </w:r>
           </w:p>
@@ -276,8 +308,16 @@
             <w:pPr>
               <w:spacing w:after="160" w:line="278" w:lineRule="auto"/>
               <w:cnfStyle w:val="000000100000" w:firstRow="0" w:lastRow="0" w:firstColumn="0" w:lastColumn="0" w:oddVBand="0" w:evenVBand="0" w:oddHBand="1" w:evenHBand="0" w:firstRowFirstColumn="0" w:firstRowLastColumn="0" w:lastRowFirstColumn="0" w:lastRowLastColumn="0"/>
-            </w:pPr>
-            <w:r>
+              <w:rPr>
+                <w:b/>
+                <w:bCs/>
+              </w:rPr>
+            </w:pPr>
+            <w:r>
+              <w:rPr>
+                <w:b/>
+                <w:bCs/>
+              </w:rPr>
               <w:t>Admin is authenticated with moderation permissions and reports exist.</w:t>
             </w:r>
           </w:p>
@@ -308,23 +348,47 @@
             <w:pPr>
               <w:spacing w:after="160" w:line="278" w:lineRule="auto"/>
               <w:cnfStyle w:val="000000000000" w:firstRow="0" w:lastRow="0" w:firstColumn="0" w:lastColumn="0" w:oddVBand="0" w:evenVBand="0" w:oddHBand="0" w:evenHBand="0" w:firstRowFirstColumn="0" w:firstRowLastColumn="0" w:lastRowFirstColumn="0" w:lastRowLastColumn="0"/>
-            </w:pPr>
-            <w:r>
+              <w:rPr>
+                <w:b/>
+                <w:bCs/>
+              </w:rPr>
+            </w:pPr>
+            <w:r>
+              <w:rPr>
+                <w:b/>
+                <w:bCs/>
+              </w:rPr>
               <w:t>1. Admin opens moderation queue.</w:t>
             </w:r>
             <w:r>
+              <w:rPr>
+                <w:b/>
+                <w:bCs/>
+              </w:rPr>
               <w:br/>
               <w:t>2. System lists reported events ordered by severity and time.</w:t>
             </w:r>
             <w:r>
+              <w:rPr>
+                <w:b/>
+                <w:bCs/>
+              </w:rPr>
               <w:br/>
               <w:t>3. Admin opens a report and reviews evidence.</w:t>
             </w:r>
             <w:r>
+              <w:rPr>
+                <w:b/>
+                <w:bCs/>
+              </w:rPr>
               <w:br/>
               <w:t>4. Admin chooses action (remove, warn, dismiss).</w:t>
             </w:r>
             <w:r>
+              <w:rPr>
+                <w:b/>
+                <w:bCs/>
+              </w:rPr>
               <w:br/>
               <w:t>5. System applies action and logs decision.</w:t>
             </w:r>
@@ -359,11 +423,23 @@
             <w:pPr>
               <w:spacing w:after="160" w:line="278" w:lineRule="auto"/>
               <w:cnfStyle w:val="000000100000" w:firstRow="0" w:lastRow="0" w:firstColumn="0" w:lastColumn="0" w:oddVBand="0" w:evenVBand="0" w:oddHBand="1" w:evenHBand="0" w:firstRowFirstColumn="0" w:firstRowLastColumn="0" w:lastRowFirstColumn="0" w:lastRowLastColumn="0"/>
-            </w:pPr>
-            <w:r>
+              <w:rPr>
+                <w:b/>
+                <w:bCs/>
+              </w:rPr>
+            </w:pPr>
+            <w:r>
+              <w:rPr>
+                <w:b/>
+                <w:bCs/>
+              </w:rPr>
               <w:t>A1. If report lacks evidence, admin requests more information.</w:t>
             </w:r>
             <w:r>
+              <w:rPr>
+                <w:b/>
+                <w:bCs/>
+              </w:rPr>
               <w:br/>
               <w:t>A2. If content owner appeals, system opens appeal workflow.</w:t>
             </w:r>
@@ -400,8 +476,16 @@
             <w:pPr>
               <w:spacing w:after="160" w:line="278" w:lineRule="auto"/>
               <w:cnfStyle w:val="000000000000" w:firstRow="0" w:lastRow="0" w:firstColumn="0" w:lastColumn="0" w:oddVBand="0" w:evenVBand="0" w:oddHBand="0" w:evenHBand="0" w:firstRowFirstColumn="0" w:firstRowLastColumn="0" w:lastRowFirstColumn="0" w:lastRowLastColumn="0"/>
-            </w:pPr>
-            <w:r>
+              <w:rPr>
+                <w:b/>
+                <w:bCs/>
+              </w:rPr>
+            </w:pPr>
+            <w:r>
+              <w:rPr>
+                <w:b/>
+                <w:bCs/>
+              </w:rPr>
               <w:t>Queue loading should complete in less than 3 seconds; all moderation actions must be audit logged.</w:t>
             </w:r>
           </w:p>
@@ -435,8 +519,16 @@
             <w:pPr>
               <w:spacing w:after="160" w:line="278" w:lineRule="auto"/>
               <w:cnfStyle w:val="000000100000" w:firstRow="0" w:lastRow="0" w:firstColumn="0" w:lastColumn="0" w:oddVBand="0" w:evenVBand="0" w:oddHBand="1" w:evenHBand="0" w:firstRowFirstColumn="0" w:firstRowLastColumn="0" w:lastRowFirstColumn="0" w:lastRowLastColumn="0"/>
-            </w:pPr>
-            <w:r>
+              <w:rPr>
+                <w:b/>
+                <w:bCs/>
+              </w:rPr>
+            </w:pPr>
+            <w:r>
+              <w:rPr>
+                <w:b/>
+                <w:bCs/>
+              </w:rPr>
               <w:t>Report is resolved with documented moderation outcome.</w:t>
             </w:r>
           </w:p>
@@ -489,8 +581,8 @@
         <w:tblLook w:val="04A0" w:firstRow="1" w:lastRow="0" w:firstColumn="1" w:lastColumn="0" w:noHBand="0" w:noVBand="1"/>
       </w:tblPr>
       <w:tblGrid>
-        <w:gridCol w:w="3137"/>
-        <w:gridCol w:w="6213"/>
+        <w:gridCol w:w="3107"/>
+        <w:gridCol w:w="6243"/>
       </w:tblGrid>
       <w:tr>
         <w:trPr>
@@ -555,8 +647,16 @@
             <w:pPr>
               <w:spacing w:after="160" w:line="278" w:lineRule="auto"/>
               <w:cnfStyle w:val="000000100000" w:firstRow="0" w:lastRow="0" w:firstColumn="0" w:lastColumn="0" w:oddVBand="0" w:evenVBand="0" w:oddHBand="1" w:evenHBand="0" w:firstRowFirstColumn="0" w:firstRowLastColumn="0" w:lastRowFirstColumn="0" w:lastRowLastColumn="0"/>
-            </w:pPr>
-            <w:r>
+              <w:rPr>
+                <w:b/>
+                <w:bCs/>
+              </w:rPr>
+            </w:pPr>
+            <w:r>
+              <w:rPr>
+                <w:b/>
+                <w:bCs/>
+              </w:rPr>
               <w:t>UC-ADM-02 Approve Verified Hosts</w:t>
             </w:r>
           </w:p>
@@ -587,8 +687,16 @@
             <w:pPr>
               <w:spacing w:after="160" w:line="278" w:lineRule="auto"/>
               <w:cnfStyle w:val="000000000000" w:firstRow="0" w:lastRow="0" w:firstColumn="0" w:lastColumn="0" w:oddVBand="0" w:evenVBand="0" w:oddHBand="0" w:evenHBand="0" w:firstRowFirstColumn="0" w:firstRowLastColumn="0" w:lastRowFirstColumn="0" w:lastRowLastColumn="0"/>
-            </w:pPr>
-            <w:r>
+              <w:rPr>
+                <w:b/>
+                <w:bCs/>
+              </w:rPr>
+            </w:pPr>
+            <w:r>
+              <w:rPr>
+                <w:b/>
+                <w:bCs/>
+              </w:rPr>
               <w:t>An admin grants verified status to trusted professional hosts.</w:t>
             </w:r>
           </w:p>
@@ -622,9 +730,17 @@
             <w:pPr>
               <w:spacing w:after="160" w:line="278" w:lineRule="auto"/>
               <w:cnfStyle w:val="000000100000" w:firstRow="0" w:lastRow="0" w:firstColumn="0" w:lastColumn="0" w:oddVBand="0" w:evenVBand="0" w:oddHBand="1" w:evenHBand="0" w:firstRowFirstColumn="0" w:firstRowLastColumn="0" w:lastRowFirstColumn="0" w:lastRowLastColumn="0"/>
-            </w:pPr>
-            <w:r>
-              <w:t>ADM-02 (Approve Verified Hosts)</w:t>
+              <w:rPr>
+                <w:b/>
+                <w:bCs/>
+              </w:rPr>
+            </w:pPr>
+            <w:r>
+              <w:rPr>
+                <w:b/>
+                <w:bCs/>
+              </w:rPr>
+              <w:t>UC-ADM-08 (Verify Host Documents)</w:t>
             </w:r>
           </w:p>
         </w:tc>
@@ -654,8 +770,16 @@
             <w:pPr>
               <w:spacing w:after="160" w:line="278" w:lineRule="auto"/>
               <w:cnfStyle w:val="000000000000" w:firstRow="0" w:lastRow="0" w:firstColumn="0" w:lastColumn="0" w:oddVBand="0" w:evenVBand="0" w:oddHBand="0" w:evenHBand="0" w:firstRowFirstColumn="0" w:firstRowLastColumn="0" w:lastRowFirstColumn="0" w:lastRowLastColumn="0"/>
-            </w:pPr>
-            <w:r>
+              <w:rPr>
+                <w:b/>
+                <w:bCs/>
+              </w:rPr>
+            </w:pPr>
+            <w:r>
+              <w:rPr>
+                <w:b/>
+                <w:bCs/>
+              </w:rPr>
               <w:t>Primary: Admin. Secondary: Verification Service.</w:t>
             </w:r>
           </w:p>
@@ -689,8 +813,16 @@
             <w:pPr>
               <w:spacing w:after="160" w:line="278" w:lineRule="auto"/>
               <w:cnfStyle w:val="000000100000" w:firstRow="0" w:lastRow="0" w:firstColumn="0" w:lastColumn="0" w:oddVBand="0" w:evenVBand="0" w:oddHBand="1" w:evenHBand="0" w:firstRowFirstColumn="0" w:firstRowLastColumn="0" w:lastRowFirstColumn="0" w:lastRowLastColumn="0"/>
-            </w:pPr>
-            <w:r>
+              <w:rPr>
+                <w:b/>
+                <w:bCs/>
+              </w:rPr>
+            </w:pPr>
+            <w:r>
+              <w:rPr>
+                <w:b/>
+                <w:bCs/>
+              </w:rPr>
               <w:t>Host has submitted verification request and required documents.</w:t>
             </w:r>
           </w:p>
@@ -721,23 +853,47 @@
             <w:pPr>
               <w:spacing w:after="160" w:line="278" w:lineRule="auto"/>
               <w:cnfStyle w:val="000000000000" w:firstRow="0" w:lastRow="0" w:firstColumn="0" w:lastColumn="0" w:oddVBand="0" w:evenVBand="0" w:oddHBand="0" w:evenHBand="0" w:firstRowFirstColumn="0" w:firstRowLastColumn="0" w:lastRowFirstColumn="0" w:lastRowLastColumn="0"/>
-            </w:pPr>
-            <w:r>
+              <w:rPr>
+                <w:b/>
+                <w:bCs/>
+              </w:rPr>
+            </w:pPr>
+            <w:r>
+              <w:rPr>
+                <w:b/>
+                <w:bCs/>
+              </w:rPr>
               <w:t>1. Admin opens verification requests dashboard.</w:t>
             </w:r>
             <w:r>
+              <w:rPr>
+                <w:b/>
+                <w:bCs/>
+              </w:rPr>
               <w:br/>
               <w:t>2. System displays host profile and submitted documents.</w:t>
             </w:r>
             <w:r>
+              <w:rPr>
+                <w:b/>
+                <w:bCs/>
+              </w:rPr>
               <w:br/>
               <w:t>3. Admin checks authenticity criteria.</w:t>
             </w:r>
             <w:r>
+              <w:rPr>
+                <w:b/>
+                <w:bCs/>
+              </w:rPr>
               <w:br/>
               <w:t>4. Admin approves request.</w:t>
             </w:r>
             <w:r>
+              <w:rPr>
+                <w:b/>
+                <w:bCs/>
+              </w:rPr>
               <w:br/>
               <w:t>5. System assigns verified badge and notifies host.</w:t>
             </w:r>
@@ -772,11 +928,23 @@
             <w:pPr>
               <w:spacing w:after="160" w:line="278" w:lineRule="auto"/>
               <w:cnfStyle w:val="000000100000" w:firstRow="0" w:lastRow="0" w:firstColumn="0" w:lastColumn="0" w:oddVBand="0" w:evenVBand="0" w:oddHBand="1" w:evenHBand="0" w:firstRowFirstColumn="0" w:firstRowLastColumn="0" w:lastRowFirstColumn="0" w:lastRowLastColumn="0"/>
-            </w:pPr>
-            <w:r>
+              <w:rPr>
+                <w:b/>
+                <w:bCs/>
+              </w:rPr>
+            </w:pPr>
+            <w:r>
+              <w:rPr>
+                <w:b/>
+                <w:bCs/>
+              </w:rPr>
               <w:t>A1. If documents are incomplete, admin marks request as pending and asks for more documents.</w:t>
             </w:r>
             <w:r>
+              <w:rPr>
+                <w:b/>
+                <w:bCs/>
+              </w:rPr>
               <w:br/>
               <w:t>A2. If request is fraudulent, admin rejects and flags account.</w:t>
             </w:r>
@@ -813,8 +981,16 @@
             <w:pPr>
               <w:spacing w:after="160" w:line="278" w:lineRule="auto"/>
               <w:cnfStyle w:val="000000000000" w:firstRow="0" w:lastRow="0" w:firstColumn="0" w:lastColumn="0" w:oddVBand="0" w:evenVBand="0" w:oddHBand="0" w:evenHBand="0" w:firstRowFirstColumn="0" w:firstRowLastColumn="0" w:lastRowFirstColumn="0" w:lastRowLastColumn="0"/>
-            </w:pPr>
-            <w:r>
+              <w:rPr>
+                <w:b/>
+                <w:bCs/>
+              </w:rPr>
+            </w:pPr>
+            <w:r>
+              <w:rPr>
+                <w:b/>
+                <w:bCs/>
+              </w:rPr>
               <w:t>Document access must be permission-restricted; verification decision log must be immutable.</w:t>
             </w:r>
           </w:p>
@@ -848,8 +1024,16 @@
             <w:pPr>
               <w:spacing w:after="160" w:line="278" w:lineRule="auto"/>
               <w:cnfStyle w:val="000000100000" w:firstRow="0" w:lastRow="0" w:firstColumn="0" w:lastColumn="0" w:oddVBand="0" w:evenVBand="0" w:oddHBand="1" w:evenHBand="0" w:firstRowFirstColumn="0" w:firstRowLastColumn="0" w:lastRowFirstColumn="0" w:lastRowLastColumn="0"/>
-            </w:pPr>
-            <w:r>
+              <w:rPr>
+                <w:b/>
+                <w:bCs/>
+              </w:rPr>
+            </w:pPr>
+            <w:r>
+              <w:rPr>
+                <w:b/>
+                <w:bCs/>
+              </w:rPr>
               <w:t>Host verification status is updated and visible across the platform.</w:t>
             </w:r>
           </w:p>
@@ -902,8 +1086,8 @@
         <w:tblLook w:val="04A0" w:firstRow="1" w:lastRow="0" w:firstColumn="1" w:lastColumn="0" w:noHBand="0" w:noVBand="1"/>
       </w:tblPr>
       <w:tblGrid>
-        <w:gridCol w:w="2670"/>
-        <w:gridCol w:w="6680"/>
+        <w:gridCol w:w="2647"/>
+        <w:gridCol w:w="6703"/>
       </w:tblGrid>
       <w:tr>
         <w:trPr>
@@ -968,8 +1152,16 @@
             <w:pPr>
               <w:spacing w:after="160" w:line="278" w:lineRule="auto"/>
               <w:cnfStyle w:val="000000100000" w:firstRow="0" w:lastRow="0" w:firstColumn="0" w:lastColumn="0" w:oddVBand="0" w:evenVBand="0" w:oddHBand="1" w:evenHBand="0" w:firstRowFirstColumn="0" w:firstRowLastColumn="0" w:lastRowFirstColumn="0" w:lastRowLastColumn="0"/>
-            </w:pPr>
-            <w:r>
+              <w:rPr>
+                <w:b/>
+                <w:bCs/>
+              </w:rPr>
+            </w:pPr>
+            <w:r>
+              <w:rPr>
+                <w:b/>
+                <w:bCs/>
+              </w:rPr>
               <w:t>UC-ADM-03 Publish Global Notification</w:t>
             </w:r>
           </w:p>
@@ -1000,8 +1192,16 @@
             <w:pPr>
               <w:spacing w:after="160" w:line="278" w:lineRule="auto"/>
               <w:cnfStyle w:val="000000000000" w:firstRow="0" w:lastRow="0" w:firstColumn="0" w:lastColumn="0" w:oddVBand="0" w:evenVBand="0" w:oddHBand="0" w:evenHBand="0" w:firstRowFirstColumn="0" w:firstRowLastColumn="0" w:lastRowFirstColumn="0" w:lastRowLastColumn="0"/>
-            </w:pPr>
-            <w:r>
+              <w:rPr>
+                <w:b/>
+                <w:bCs/>
+              </w:rPr>
+            </w:pPr>
+            <w:r>
+              <w:rPr>
+                <w:b/>
+                <w:bCs/>
+              </w:rPr>
               <w:t>An admin publishes a system-wide banner for important platform updates.</w:t>
             </w:r>
           </w:p>
@@ -1035,9 +1235,17 @@
             <w:pPr>
               <w:spacing w:after="160" w:line="278" w:lineRule="auto"/>
               <w:cnfStyle w:val="000000100000" w:firstRow="0" w:lastRow="0" w:firstColumn="0" w:lastColumn="0" w:oddVBand="0" w:evenVBand="0" w:oddHBand="1" w:evenHBand="0" w:firstRowFirstColumn="0" w:firstRowLastColumn="0" w:lastRowFirstColumn="0" w:lastRowLastColumn="0"/>
-            </w:pPr>
-            <w:r>
-              <w:t>ADM-03 (Publish Global Notification)</w:t>
+              <w:rPr>
+                <w:b/>
+                <w:bCs/>
+              </w:rPr>
+            </w:pPr>
+            <w:r>
+              <w:rPr>
+                <w:b/>
+                <w:bCs/>
+              </w:rPr>
+              <w:t>None</w:t>
             </w:r>
           </w:p>
         </w:tc>
@@ -1067,8 +1275,16 @@
             <w:pPr>
               <w:spacing w:after="160" w:line="278" w:lineRule="auto"/>
               <w:cnfStyle w:val="000000000000" w:firstRow="0" w:lastRow="0" w:firstColumn="0" w:lastColumn="0" w:oddVBand="0" w:evenVBand="0" w:oddHBand="0" w:evenHBand="0" w:firstRowFirstColumn="0" w:firstRowLastColumn="0" w:lastRowFirstColumn="0" w:lastRowLastColumn="0"/>
-            </w:pPr>
-            <w:r>
+              <w:rPr>
+                <w:b/>
+                <w:bCs/>
+              </w:rPr>
+            </w:pPr>
+            <w:r>
+              <w:rPr>
+                <w:b/>
+                <w:bCs/>
+              </w:rPr>
               <w:t>Primary: Admin. Secondary: Notification Service.</w:t>
             </w:r>
           </w:p>
@@ -1102,8 +1318,16 @@
             <w:pPr>
               <w:spacing w:after="160" w:line="278" w:lineRule="auto"/>
               <w:cnfStyle w:val="000000100000" w:firstRow="0" w:lastRow="0" w:firstColumn="0" w:lastColumn="0" w:oddVBand="0" w:evenVBand="0" w:oddHBand="1" w:evenHBand="0" w:firstRowFirstColumn="0" w:firstRowLastColumn="0" w:lastRowFirstColumn="0" w:lastRowLastColumn="0"/>
-            </w:pPr>
-            <w:r>
+              <w:rPr>
+                <w:b/>
+                <w:bCs/>
+              </w:rPr>
+            </w:pPr>
+            <w:r>
+              <w:rPr>
+                <w:b/>
+                <w:bCs/>
+              </w:rPr>
               <w:t>Admin has broadcast permission and announcement content is prepared.</w:t>
             </w:r>
           </w:p>
@@ -1134,23 +1358,47 @@
             <w:pPr>
               <w:spacing w:after="160" w:line="278" w:lineRule="auto"/>
               <w:cnfStyle w:val="000000000000" w:firstRow="0" w:lastRow="0" w:firstColumn="0" w:lastColumn="0" w:oddVBand="0" w:evenVBand="0" w:oddHBand="0" w:evenHBand="0" w:firstRowFirstColumn="0" w:firstRowLastColumn="0" w:lastRowFirstColumn="0" w:lastRowLastColumn="0"/>
-            </w:pPr>
-            <w:r>
+              <w:rPr>
+                <w:b/>
+                <w:bCs/>
+              </w:rPr>
+            </w:pPr>
+            <w:r>
+              <w:rPr>
+                <w:b/>
+                <w:bCs/>
+              </w:rPr>
               <w:t>1. Admin opens global announcement panel.</w:t>
             </w:r>
             <w:r>
+              <w:rPr>
+                <w:b/>
+                <w:bCs/>
+              </w:rPr>
               <w:br/>
               <w:t>2. Admin enters title, message, start time, and end time.</w:t>
             </w:r>
             <w:r>
+              <w:rPr>
+                <w:b/>
+                <w:bCs/>
+              </w:rPr>
               <w:br/>
               <w:t>3. System validates schedule and content.</w:t>
             </w:r>
             <w:r>
+              <w:rPr>
+                <w:b/>
+                <w:bCs/>
+              </w:rPr>
               <w:br/>
               <w:t>4. Admin publishes announcement.</w:t>
             </w:r>
             <w:r>
+              <w:rPr>
+                <w:b/>
+                <w:bCs/>
+              </w:rPr>
               <w:br/>
               <w:t>5. System displays banner to all active users.</w:t>
             </w:r>
@@ -1185,11 +1433,23 @@
             <w:pPr>
               <w:spacing w:after="160" w:line="278" w:lineRule="auto"/>
               <w:cnfStyle w:val="000000100000" w:firstRow="0" w:lastRow="0" w:firstColumn="0" w:lastColumn="0" w:oddVBand="0" w:evenVBand="0" w:oddHBand="1" w:evenHBand="0" w:firstRowFirstColumn="0" w:firstRowLastColumn="0" w:lastRowFirstColumn="0" w:lastRowLastColumn="0"/>
-            </w:pPr>
-            <w:r>
+              <w:rPr>
+                <w:b/>
+                <w:bCs/>
+              </w:rPr>
+            </w:pPr>
+            <w:r>
+              <w:rPr>
+                <w:b/>
+                <w:bCs/>
+              </w:rPr>
               <w:t>A1. If schedule is invalid, system blocks publish and highlights date issue.</w:t>
             </w:r>
             <w:r>
+              <w:rPr>
+                <w:b/>
+                <w:bCs/>
+              </w:rPr>
               <w:br/>
               <w:t>A2. If content violates policy, system requests edits before publishing.</w:t>
             </w:r>
@@ -1226,8 +1486,16 @@
             <w:pPr>
               <w:spacing w:after="160" w:line="278" w:lineRule="auto"/>
               <w:cnfStyle w:val="000000000000" w:firstRow="0" w:lastRow="0" w:firstColumn="0" w:lastColumn="0" w:oddVBand="0" w:evenVBand="0" w:oddHBand="0" w:evenHBand="0" w:firstRowFirstColumn="0" w:firstRowLastColumn="0" w:lastRowFirstColumn="0" w:lastRowLastColumn="0"/>
-            </w:pPr>
-            <w:r>
+              <w:rPr>
+                <w:b/>
+                <w:bCs/>
+              </w:rPr>
+            </w:pPr>
+            <w:r>
+              <w:rPr>
+                <w:b/>
+                <w:bCs/>
+              </w:rPr>
               <w:t>Announcement propagation should complete in less than 60 seconds platform-wide; banner display must be responsive on mobile and desktop.</w:t>
             </w:r>
           </w:p>
@@ -1261,8 +1529,16 @@
             <w:pPr>
               <w:spacing w:after="160" w:line="278" w:lineRule="auto"/>
               <w:cnfStyle w:val="000000100000" w:firstRow="0" w:lastRow="0" w:firstColumn="0" w:lastColumn="0" w:oddVBand="0" w:evenVBand="0" w:oddHBand="1" w:evenHBand="0" w:firstRowFirstColumn="0" w:firstRowLastColumn="0" w:lastRowFirstColumn="0" w:lastRowLastColumn="0"/>
-            </w:pPr>
-            <w:r>
+              <w:rPr>
+                <w:b/>
+                <w:bCs/>
+              </w:rPr>
+            </w:pPr>
+            <w:r>
+              <w:rPr>
+                <w:b/>
+                <w:bCs/>
+              </w:rPr>
               <w:t>Active global banner is visible to users during scheduled time window.</w:t>
             </w:r>
           </w:p>
@@ -1315,8 +1591,8 @@
         <w:tblLook w:val="04A0" w:firstRow="1" w:lastRow="0" w:firstColumn="1" w:lastColumn="0" w:noHBand="0" w:noVBand="1"/>
       </w:tblPr>
       <w:tblGrid>
-        <w:gridCol w:w="3111"/>
-        <w:gridCol w:w="6239"/>
+        <w:gridCol w:w="3081"/>
+        <w:gridCol w:w="6269"/>
       </w:tblGrid>
       <w:tr>
         <w:trPr>
@@ -1381,8 +1657,16 @@
             <w:pPr>
               <w:spacing w:after="160" w:line="278" w:lineRule="auto"/>
               <w:cnfStyle w:val="000000100000" w:firstRow="0" w:lastRow="0" w:firstColumn="0" w:lastColumn="0" w:oddVBand="0" w:evenVBand="0" w:oddHBand="1" w:evenHBand="0" w:firstRowFirstColumn="0" w:firstRowLastColumn="0" w:lastRowFirstColumn="0" w:lastRowLastColumn="0"/>
-            </w:pPr>
-            <w:r>
+              <w:rPr>
+                <w:b/>
+                <w:bCs/>
+              </w:rPr>
+            </w:pPr>
+            <w:r>
+              <w:rPr>
+                <w:b/>
+                <w:bCs/>
+              </w:rPr>
               <w:t>UC-ADM-04 Review Dispute Evidence</w:t>
             </w:r>
           </w:p>
@@ -1413,13 +1697,25 @@
             <w:pPr>
               <w:spacing w:after="160" w:line="278" w:lineRule="auto"/>
               <w:cnfStyle w:val="000000000000" w:firstRow="0" w:lastRow="0" w:firstColumn="0" w:lastColumn="0" w:oddVBand="0" w:evenVBand="0" w:oddHBand="0" w:evenHBand="0" w:firstRowFirstColumn="0" w:firstRowLastColumn="0" w:lastRowFirstColumn="0" w:lastRowLastColumn="0"/>
+              <w:rPr>
+                <w:b/>
+                <w:bCs/>
+              </w:rPr>
             </w:pPr>
             <w:proofErr w:type="gramStart"/>
             <w:r>
+              <w:rPr>
+                <w:b/>
+                <w:bCs/>
+              </w:rPr>
               <w:t>An admin checks host-goer chat evidence</w:t>
             </w:r>
             <w:proofErr w:type="gramEnd"/>
             <w:r>
+              <w:rPr>
+                <w:b/>
+                <w:bCs/>
+              </w:rPr>
               <w:t xml:space="preserve"> to resolve refund disputes fairly.</w:t>
             </w:r>
           </w:p>
@@ -1453,9 +1749,17 @@
             <w:pPr>
               <w:spacing w:after="160" w:line="278" w:lineRule="auto"/>
               <w:cnfStyle w:val="000000100000" w:firstRow="0" w:lastRow="0" w:firstColumn="0" w:lastColumn="0" w:oddVBand="0" w:evenVBand="0" w:oddHBand="1" w:evenHBand="0" w:firstRowFirstColumn="0" w:firstRowLastColumn="0" w:lastRowFirstColumn="0" w:lastRowLastColumn="0"/>
-            </w:pPr>
-            <w:r>
-              <w:t>ADM-04 (Review Dispute Evidence)</w:t>
+              <w:rPr>
+                <w:b/>
+                <w:bCs/>
+              </w:rPr>
+            </w:pPr>
+            <w:r>
+              <w:rPr>
+                <w:b/>
+                <w:bCs/>
+              </w:rPr>
+              <w:t>UC-ADM-09 (Access Host-Goer Chat Logs)</w:t>
             </w:r>
           </w:p>
         </w:tc>
@@ -1485,8 +1789,16 @@
             <w:pPr>
               <w:spacing w:after="160" w:line="278" w:lineRule="auto"/>
               <w:cnfStyle w:val="000000000000" w:firstRow="0" w:lastRow="0" w:firstColumn="0" w:lastColumn="0" w:oddVBand="0" w:evenVBand="0" w:oddHBand="0" w:evenHBand="0" w:firstRowFirstColumn="0" w:firstRowLastColumn="0" w:lastRowFirstColumn="0" w:lastRowLastColumn="0"/>
-            </w:pPr>
-            <w:r>
+              <w:rPr>
+                <w:b/>
+                <w:bCs/>
+              </w:rPr>
+            </w:pPr>
+            <w:r>
+              <w:rPr>
+                <w:b/>
+                <w:bCs/>
+              </w:rPr>
               <w:t>Primary: Admin. Secondary: Chat Log Service, Dispute Service.</w:t>
             </w:r>
           </w:p>
@@ -1520,8 +1832,16 @@
             <w:pPr>
               <w:spacing w:after="160" w:line="278" w:lineRule="auto"/>
               <w:cnfStyle w:val="000000100000" w:firstRow="0" w:lastRow="0" w:firstColumn="0" w:lastColumn="0" w:oddVBand="0" w:evenVBand="0" w:oddHBand="1" w:evenHBand="0" w:firstRowFirstColumn="0" w:firstRowLastColumn="0" w:lastRowFirstColumn="0" w:lastRowLastColumn="0"/>
-            </w:pPr>
-            <w:r>
+              <w:rPr>
+                <w:b/>
+                <w:bCs/>
+              </w:rPr>
+            </w:pPr>
+            <w:r>
+              <w:rPr>
+                <w:b/>
+                <w:bCs/>
+              </w:rPr>
               <w:t>Dispute ticket exists and related conversation logs are available.</w:t>
             </w:r>
           </w:p>
@@ -1552,23 +1872,47 @@
             <w:pPr>
               <w:spacing w:after="160" w:line="278" w:lineRule="auto"/>
               <w:cnfStyle w:val="000000000000" w:firstRow="0" w:lastRow="0" w:firstColumn="0" w:lastColumn="0" w:oddVBand="0" w:evenVBand="0" w:oddHBand="0" w:evenHBand="0" w:firstRowFirstColumn="0" w:firstRowLastColumn="0" w:lastRowFirstColumn="0" w:lastRowLastColumn="0"/>
-            </w:pPr>
-            <w:r>
+              <w:rPr>
+                <w:b/>
+                <w:bCs/>
+              </w:rPr>
+            </w:pPr>
+            <w:r>
+              <w:rPr>
+                <w:b/>
+                <w:bCs/>
+              </w:rPr>
               <w:t>1. Admin opens dispute ticket.</w:t>
             </w:r>
             <w:r>
+              <w:rPr>
+                <w:b/>
+                <w:bCs/>
+              </w:rPr>
               <w:br/>
               <w:t>2. System loads event details and chat transcript.</w:t>
             </w:r>
             <w:r>
+              <w:rPr>
+                <w:b/>
+                <w:bCs/>
+              </w:rPr>
               <w:br/>
               <w:t>3. Admin reviews timeline and policy rules.</w:t>
             </w:r>
             <w:r>
+              <w:rPr>
+                <w:b/>
+                <w:bCs/>
+              </w:rPr>
               <w:br/>
               <w:t>4. Admin records resolution decision.</w:t>
             </w:r>
             <w:r>
+              <w:rPr>
+                <w:b/>
+                <w:bCs/>
+              </w:rPr>
               <w:br/>
               <w:t>5. System notifies both parties and stores decision rationale.</w:t>
             </w:r>
@@ -1603,11 +1947,23 @@
             <w:pPr>
               <w:spacing w:after="160" w:line="278" w:lineRule="auto"/>
               <w:cnfStyle w:val="000000100000" w:firstRow="0" w:lastRow="0" w:firstColumn="0" w:lastColumn="0" w:oddVBand="0" w:evenVBand="0" w:oddHBand="1" w:evenHBand="0" w:firstRowFirstColumn="0" w:firstRowLastColumn="0" w:lastRowFirstColumn="0" w:lastRowLastColumn="0"/>
-            </w:pPr>
-            <w:r>
+              <w:rPr>
+                <w:b/>
+                <w:bCs/>
+              </w:rPr>
+            </w:pPr>
+            <w:r>
+              <w:rPr>
+                <w:b/>
+                <w:bCs/>
+              </w:rPr>
               <w:t>A1. If chat logs are incomplete, admin requests additional evidence from parties.</w:t>
             </w:r>
             <w:r>
+              <w:rPr>
+                <w:b/>
+                <w:bCs/>
+              </w:rPr>
               <w:br/>
               <w:t>A2. If policy is unclear, admin escalates case to senior moderation.</w:t>
             </w:r>
@@ -1644,8 +2000,16 @@
             <w:pPr>
               <w:spacing w:after="160" w:line="278" w:lineRule="auto"/>
               <w:cnfStyle w:val="000000000000" w:firstRow="0" w:lastRow="0" w:firstColumn="0" w:lastColumn="0" w:oddVBand="0" w:evenVBand="0" w:oddHBand="0" w:evenHBand="0" w:firstRowFirstColumn="0" w:firstRowLastColumn="0" w:lastRowFirstColumn="0" w:lastRowLastColumn="0"/>
-            </w:pPr>
-            <w:r>
+              <w:rPr>
+                <w:b/>
+                <w:bCs/>
+              </w:rPr>
+            </w:pPr>
+            <w:r>
+              <w:rPr>
+                <w:b/>
+                <w:bCs/>
+              </w:rPr>
               <w:t>Sensitive chat data must be access-controlled and encrypted; decision history must be traceable.</w:t>
             </w:r>
           </w:p>
@@ -1679,8 +2043,16 @@
             <w:pPr>
               <w:spacing w:after="160" w:line="278" w:lineRule="auto"/>
               <w:cnfStyle w:val="000000100000" w:firstRow="0" w:lastRow="0" w:firstColumn="0" w:lastColumn="0" w:oddVBand="0" w:evenVBand="0" w:oddHBand="1" w:evenHBand="0" w:firstRowFirstColumn="0" w:firstRowLastColumn="0" w:lastRowFirstColumn="0" w:lastRowLastColumn="0"/>
-            </w:pPr>
-            <w:r>
+              <w:rPr>
+                <w:b/>
+                <w:bCs/>
+              </w:rPr>
+            </w:pPr>
+            <w:r>
+              <w:rPr>
+                <w:b/>
+                <w:bCs/>
+              </w:rPr>
               <w:t>Dispute is resolved, communicated, and archived with supporting evidence.</w:t>
             </w:r>
           </w:p>
@@ -1733,8 +2105,8 @@
         <w:tblLook w:val="04A0" w:firstRow="1" w:lastRow="0" w:firstColumn="1" w:lastColumn="0" w:noHBand="0" w:noVBand="1"/>
       </w:tblPr>
       <w:tblGrid>
-        <w:gridCol w:w="2874"/>
-        <w:gridCol w:w="6476"/>
+        <w:gridCol w:w="2847"/>
+        <w:gridCol w:w="6503"/>
       </w:tblGrid>
       <w:tr>
         <w:trPr>
@@ -1799,8 +2171,16 @@
             <w:pPr>
               <w:spacing w:after="160" w:line="278" w:lineRule="auto"/>
               <w:cnfStyle w:val="000000100000" w:firstRow="0" w:lastRow="0" w:firstColumn="0" w:lastColumn="0" w:oddVBand="0" w:evenVBand="0" w:oddHBand="1" w:evenHBand="0" w:firstRowFirstColumn="0" w:firstRowLastColumn="0" w:lastRowFirstColumn="0" w:lastRowLastColumn="0"/>
-            </w:pPr>
-            <w:r>
+              <w:rPr>
+                <w:b/>
+                <w:bCs/>
+              </w:rPr>
+            </w:pPr>
+            <w:r>
+              <w:rPr>
+                <w:b/>
+                <w:bCs/>
+              </w:rPr>
               <w:t>UC-ADM-05 Monitor Platform Growth</w:t>
             </w:r>
           </w:p>
@@ -1831,8 +2211,16 @@
             <w:pPr>
               <w:spacing w:after="160" w:line="278" w:lineRule="auto"/>
               <w:cnfStyle w:val="000000000000" w:firstRow="0" w:lastRow="0" w:firstColumn="0" w:lastColumn="0" w:oddVBand="0" w:evenVBand="0" w:oddHBand="0" w:evenHBand="0" w:firstRowFirstColumn="0" w:firstRowLastColumn="0" w:lastRowFirstColumn="0" w:lastRowLastColumn="0"/>
-            </w:pPr>
-            <w:r>
+              <w:rPr>
+                <w:b/>
+                <w:bCs/>
+              </w:rPr>
+            </w:pPr>
+            <w:r>
+              <w:rPr>
+                <w:b/>
+                <w:bCs/>
+              </w:rPr>
               <w:t>An admin reviews daily active users and new event creation trends.</w:t>
             </w:r>
           </w:p>
@@ -1866,9 +2254,17 @@
             <w:pPr>
               <w:spacing w:after="160" w:line="278" w:lineRule="auto"/>
               <w:cnfStyle w:val="000000100000" w:firstRow="0" w:lastRow="0" w:firstColumn="0" w:lastColumn="0" w:oddVBand="0" w:evenVBand="0" w:oddHBand="1" w:evenHBand="0" w:firstRowFirstColumn="0" w:firstRowLastColumn="0" w:lastRowFirstColumn="0" w:lastRowLastColumn="0"/>
-            </w:pPr>
-            <w:r>
-              <w:t>ADM-05 (Monitor Platform Growth)</w:t>
+              <w:rPr>
+                <w:b/>
+                <w:bCs/>
+              </w:rPr>
+            </w:pPr>
+            <w:r>
+              <w:rPr>
+                <w:b/>
+                <w:bCs/>
+              </w:rPr>
+              <w:t>UC-ADM-11 (View DAU and New Events)</w:t>
             </w:r>
           </w:p>
         </w:tc>
@@ -1898,8 +2294,16 @@
             <w:pPr>
               <w:spacing w:after="160" w:line="278" w:lineRule="auto"/>
               <w:cnfStyle w:val="000000000000" w:firstRow="0" w:lastRow="0" w:firstColumn="0" w:lastColumn="0" w:oddVBand="0" w:evenVBand="0" w:oddHBand="0" w:evenHBand="0" w:firstRowFirstColumn="0" w:firstRowLastColumn="0" w:lastRowFirstColumn="0" w:lastRowLastColumn="0"/>
-            </w:pPr>
-            <w:r>
+              <w:rPr>
+                <w:b/>
+                <w:bCs/>
+              </w:rPr>
+            </w:pPr>
+            <w:r>
+              <w:rPr>
+                <w:b/>
+                <w:bCs/>
+              </w:rPr>
               <w:t>Primary: Admin. Secondary: Metrics Service, Reporting Service.</w:t>
             </w:r>
           </w:p>
@@ -1933,8 +2337,16 @@
             <w:pPr>
               <w:spacing w:after="160" w:line="278" w:lineRule="auto"/>
               <w:cnfStyle w:val="000000100000" w:firstRow="0" w:lastRow="0" w:firstColumn="0" w:lastColumn="0" w:oddVBand="0" w:evenVBand="0" w:oddHBand="1" w:evenHBand="0" w:firstRowFirstColumn="0" w:firstRowLastColumn="0" w:lastRowFirstColumn="0" w:lastRowLastColumn="0"/>
-            </w:pPr>
-            <w:r>
+              <w:rPr>
+                <w:b/>
+                <w:bCs/>
+              </w:rPr>
+            </w:pPr>
+            <w:r>
+              <w:rPr>
+                <w:b/>
+                <w:bCs/>
+              </w:rPr>
               <w:t>Admin has analytics access and daily metrics pipeline is running.</w:t>
             </w:r>
           </w:p>
@@ -1965,23 +2377,47 @@
             <w:pPr>
               <w:spacing w:after="160" w:line="278" w:lineRule="auto"/>
               <w:cnfStyle w:val="000000000000" w:firstRow="0" w:lastRow="0" w:firstColumn="0" w:lastColumn="0" w:oddVBand="0" w:evenVBand="0" w:oddHBand="0" w:evenHBand="0" w:firstRowFirstColumn="0" w:firstRowLastColumn="0" w:lastRowFirstColumn="0" w:lastRowLastColumn="0"/>
-            </w:pPr>
-            <w:r>
+              <w:rPr>
+                <w:b/>
+                <w:bCs/>
+              </w:rPr>
+            </w:pPr>
+            <w:r>
+              <w:rPr>
+                <w:b/>
+                <w:bCs/>
+              </w:rPr>
               <w:t>1. Admin opens growth dashboard.</w:t>
             </w:r>
             <w:r>
+              <w:rPr>
+                <w:b/>
+                <w:bCs/>
+              </w:rPr>
               <w:br/>
               <w:t>2. System shows DAU, new events, and trend comparisons.</w:t>
             </w:r>
             <w:r>
+              <w:rPr>
+                <w:b/>
+                <w:bCs/>
+              </w:rPr>
               <w:br/>
               <w:t>3. Admin selects date range and segment filters.</w:t>
             </w:r>
             <w:r>
+              <w:rPr>
+                <w:b/>
+                <w:bCs/>
+              </w:rPr>
               <w:br/>
               <w:t>4. System updates charts and KPI cards.</w:t>
             </w:r>
             <w:r>
+              <w:rPr>
+                <w:b/>
+                <w:bCs/>
+              </w:rPr>
               <w:br/>
               <w:t>5. Admin saves or exports report snapshot.</w:t>
             </w:r>
@@ -2016,11 +2452,23 @@
             <w:pPr>
               <w:spacing w:after="160" w:line="278" w:lineRule="auto"/>
               <w:cnfStyle w:val="000000100000" w:firstRow="0" w:lastRow="0" w:firstColumn="0" w:lastColumn="0" w:oddVBand="0" w:evenVBand="0" w:oddHBand="1" w:evenHBand="0" w:firstRowFirstColumn="0" w:firstRowLastColumn="0" w:lastRowFirstColumn="0" w:lastRowLastColumn="0"/>
-            </w:pPr>
-            <w:r>
+              <w:rPr>
+                <w:b/>
+                <w:bCs/>
+              </w:rPr>
+            </w:pPr>
+            <w:r>
+              <w:rPr>
+                <w:b/>
+                <w:bCs/>
+              </w:rPr>
               <w:t>A1. If metric source is delayed, system labels values as provisional.</w:t>
             </w:r>
             <w:r>
+              <w:rPr>
+                <w:b/>
+                <w:bCs/>
+              </w:rPr>
               <w:br/>
               <w:t>A2. If selected range is too large, system prompts narrower range.</w:t>
             </w:r>
@@ -2057,8 +2505,16 @@
             <w:pPr>
               <w:spacing w:after="160" w:line="278" w:lineRule="auto"/>
               <w:cnfStyle w:val="000000000000" w:firstRow="0" w:lastRow="0" w:firstColumn="0" w:lastColumn="0" w:oddVBand="0" w:evenVBand="0" w:oddHBand="0" w:evenHBand="0" w:firstRowFirstColumn="0" w:firstRowLastColumn="0" w:lastRowFirstColumn="0" w:lastRowLastColumn="0"/>
-            </w:pPr>
-            <w:r>
+              <w:rPr>
+                <w:b/>
+                <w:bCs/>
+              </w:rPr>
+            </w:pPr>
+            <w:r>
+              <w:rPr>
+                <w:b/>
+                <w:bCs/>
+              </w:rPr>
               <w:t>Dashboard interactions should stay under 3-second response for standard filters; metrics integrity checks must run daily.</w:t>
             </w:r>
           </w:p>
@@ -2092,15 +2548,3004 @@
             <w:pPr>
               <w:spacing w:after="160" w:line="278" w:lineRule="auto"/>
               <w:cnfStyle w:val="000000100000" w:firstRow="0" w:lastRow="0" w:firstColumn="0" w:lastColumn="0" w:oddVBand="0" w:evenVBand="0" w:oddHBand="1" w:evenHBand="0" w:firstRowFirstColumn="0" w:firstRowLastColumn="0" w:lastRowFirstColumn="0" w:lastRowLastColumn="0"/>
-            </w:pPr>
-            <w:r>
+              <w:rPr>
+                <w:b/>
+                <w:bCs/>
+              </w:rPr>
+            </w:pPr>
+            <w:r>
+              <w:rPr>
+                <w:b/>
+                <w:bCs/>
+              </w:rPr>
               <w:t>Admin obtains an updated growth view to support planning and decision-making.</w:t>
             </w:r>
           </w:p>
         </w:tc>
       </w:tr>
     </w:tbl>
-    <w:p/>
+    <w:p>
+      <w:pPr>
+        <w:rPr>
+          <w:b/>
+          <w:bCs/>
+        </w:rPr>
+      </w:pPr>
+    </w:p>
+    <w:p>
+      <w:pPr>
+        <w:rPr>
+          <w:b/>
+          <w:bCs/>
+        </w:rPr>
+      </w:pPr>
+      <w:r>
+        <w:rPr>
+          <w:b/>
+          <w:bCs/>
+        </w:rPr>
+        <w:br w:type="page"/>
+      </w:r>
+    </w:p>
+    <w:p>
+      <w:pPr>
+        <w:rPr>
+          <w:b/>
+          <w:bCs/>
+        </w:rPr>
+      </w:pPr>
+      <w:r>
+        <w:rPr>
+          <w:b/>
+          <w:bCs/>
+        </w:rPr>
+        <w:lastRenderedPageBreak/>
+        <w:t>UC-ADM-06: Review Report Details</w:t>
+      </w:r>
+    </w:p>
+    <w:tbl>
+      <w:tblPr>
+        <w:tblStyle w:val="GridTable4-Accent1"/>
+        <w:tblW w:w="0" w:type="auto"/>
+        <w:tblLook w:val="04A0" w:firstRow="1" w:lastRow="0" w:firstColumn="1" w:lastColumn="0" w:noHBand="0" w:noVBand="1"/>
+      </w:tblPr>
+      <w:tblGrid>
+        <w:gridCol w:w="3420"/>
+        <w:gridCol w:w="5930"/>
+      </w:tblGrid>
+      <w:tr>
+        <w:trPr>
+          <w:cnfStyle w:val="100000000000" w:firstRow="1" w:lastRow="0" w:firstColumn="0" w:lastColumn="0" w:oddVBand="0" w:evenVBand="0" w:oddHBand="0" w:evenHBand="0" w:firstRowFirstColumn="0" w:firstRowLastColumn="0" w:lastRowFirstColumn="0" w:lastRowLastColumn="0"/>
+        </w:trPr>
+        <w:tc>
+          <w:tcPr>
+            <w:cnfStyle w:val="001000000000" w:firstRow="0" w:lastRow="0" w:firstColumn="1" w:lastColumn="0" w:oddVBand="0" w:evenVBand="0" w:oddHBand="0" w:evenHBand="0" w:firstRowFirstColumn="0" w:firstRowLastColumn="0" w:lastRowFirstColumn="0" w:lastRowLastColumn="0"/>
+            <w:tcW w:w="0" w:type="auto"/>
+            <w:hideMark/>
+          </w:tcPr>
+          <w:p>
+            <w:pPr>
+              <w:spacing w:after="160" w:line="278" w:lineRule="auto"/>
+            </w:pPr>
+            <w:r>
+              <w:t>Section</w:t>
+            </w:r>
+          </w:p>
+        </w:tc>
+        <w:tc>
+          <w:tcPr>
+            <w:tcW w:w="0" w:type="auto"/>
+            <w:hideMark/>
+          </w:tcPr>
+          <w:p>
+            <w:pPr>
+              <w:spacing w:after="160" w:line="278" w:lineRule="auto"/>
+              <w:cnfStyle w:val="100000000000" w:firstRow="1" w:lastRow="0" w:firstColumn="0" w:lastColumn="0" w:oddVBand="0" w:evenVBand="0" w:oddHBand="0" w:evenHBand="0" w:firstRowFirstColumn="0" w:firstRowLastColumn="0" w:lastRowFirstColumn="0" w:lastRowLastColumn="0"/>
+            </w:pPr>
+            <w:r>
+              <w:t>Details</w:t>
+            </w:r>
+          </w:p>
+        </w:tc>
+      </w:tr>
+      <w:tr>
+        <w:trPr>
+          <w:cnfStyle w:val="000000100000" w:firstRow="0" w:lastRow="0" w:firstColumn="0" w:lastColumn="0" w:oddVBand="0" w:evenVBand="0" w:oddHBand="1" w:evenHBand="0" w:firstRowFirstColumn="0" w:firstRowLastColumn="0" w:lastRowFirstColumn="0" w:lastRowLastColumn="0"/>
+        </w:trPr>
+        <w:tc>
+          <w:tcPr>
+            <w:cnfStyle w:val="001000000000" w:firstRow="0" w:lastRow="0" w:firstColumn="1" w:lastColumn="0" w:oddVBand="0" w:evenVBand="0" w:oddHBand="0" w:evenHBand="0" w:firstRowFirstColumn="0" w:firstRowLastColumn="0" w:lastRowFirstColumn="0" w:lastRowLastColumn="0"/>
+            <w:tcW w:w="0" w:type="auto"/>
+            <w:hideMark/>
+          </w:tcPr>
+          <w:p>
+            <w:pPr>
+              <w:spacing w:after="160" w:line="278" w:lineRule="auto"/>
+            </w:pPr>
+            <w:r>
+              <w:t>UC Name</w:t>
+            </w:r>
+          </w:p>
+        </w:tc>
+        <w:tc>
+          <w:tcPr>
+            <w:tcW w:w="0" w:type="auto"/>
+            <w:hideMark/>
+          </w:tcPr>
+          <w:p>
+            <w:pPr>
+              <w:spacing w:after="160" w:line="278" w:lineRule="auto"/>
+              <w:cnfStyle w:val="000000100000" w:firstRow="0" w:lastRow="0" w:firstColumn="0" w:lastColumn="0" w:oddVBand="0" w:evenVBand="0" w:oddHBand="1" w:evenHBand="0" w:firstRowFirstColumn="0" w:firstRowLastColumn="0" w:lastRowFirstColumn="0" w:lastRowLastColumn="0"/>
+              <w:rPr>
+                <w:b/>
+                <w:bCs/>
+              </w:rPr>
+            </w:pPr>
+            <w:r>
+              <w:rPr>
+                <w:b/>
+                <w:bCs/>
+              </w:rPr>
+              <w:t>UC-ADM-06 Review Report Details</w:t>
+            </w:r>
+          </w:p>
+        </w:tc>
+      </w:tr>
+      <w:tr>
+        <w:tc>
+          <w:tcPr>
+            <w:cnfStyle w:val="001000000000" w:firstRow="0" w:lastRow="0" w:firstColumn="1" w:lastColumn="0" w:oddVBand="0" w:evenVBand="0" w:oddHBand="0" w:evenHBand="0" w:firstRowFirstColumn="0" w:firstRowLastColumn="0" w:lastRowFirstColumn="0" w:lastRowLastColumn="0"/>
+            <w:tcW w:w="0" w:type="auto"/>
+            <w:hideMark/>
+          </w:tcPr>
+          <w:p>
+            <w:pPr>
+              <w:spacing w:after="160" w:line="278" w:lineRule="auto"/>
+            </w:pPr>
+            <w:r>
+              <w:t>Summary</w:t>
+            </w:r>
+          </w:p>
+        </w:tc>
+        <w:tc>
+          <w:tcPr>
+            <w:tcW w:w="0" w:type="auto"/>
+            <w:hideMark/>
+          </w:tcPr>
+          <w:p>
+            <w:pPr>
+              <w:spacing w:after="160" w:line="278" w:lineRule="auto"/>
+              <w:cnfStyle w:val="000000000000" w:firstRow="0" w:lastRow="0" w:firstColumn="0" w:lastColumn="0" w:oddVBand="0" w:evenVBand="0" w:oddHBand="0" w:evenHBand="0" w:firstRowFirstColumn="0" w:firstRowLastColumn="0" w:lastRowFirstColumn="0" w:lastRowLastColumn="0"/>
+              <w:rPr>
+                <w:b/>
+                <w:bCs/>
+              </w:rPr>
+            </w:pPr>
+            <w:r>
+              <w:rPr>
+                <w:b/>
+                <w:bCs/>
+              </w:rPr>
+              <w:t>An admin inspects report evidence before moderation action is taken.</w:t>
+            </w:r>
+          </w:p>
+        </w:tc>
+      </w:tr>
+      <w:tr>
+        <w:trPr>
+          <w:cnfStyle w:val="000000100000" w:firstRow="0" w:lastRow="0" w:firstColumn="0" w:lastColumn="0" w:oddVBand="0" w:evenVBand="0" w:oddHBand="1" w:evenHBand="0" w:firstRowFirstColumn="0" w:firstRowLastColumn="0" w:lastRowFirstColumn="0" w:lastRowLastColumn="0"/>
+        </w:trPr>
+        <w:tc>
+          <w:tcPr>
+            <w:cnfStyle w:val="001000000000" w:firstRow="0" w:lastRow="0" w:firstColumn="1" w:lastColumn="0" w:oddVBand="0" w:evenVBand="0" w:oddHBand="0" w:evenHBand="0" w:firstRowFirstColumn="0" w:firstRowLastColumn="0" w:lastRowFirstColumn="0" w:lastRowLastColumn="0"/>
+            <w:tcW w:w="0" w:type="auto"/>
+            <w:hideMark/>
+          </w:tcPr>
+          <w:p>
+            <w:pPr>
+              <w:spacing w:after="160" w:line="278" w:lineRule="auto"/>
+            </w:pPr>
+            <w:r>
+              <w:t>Dependency</w:t>
+            </w:r>
+          </w:p>
+        </w:tc>
+        <w:tc>
+          <w:tcPr>
+            <w:tcW w:w="0" w:type="auto"/>
+            <w:hideMark/>
+          </w:tcPr>
+          <w:p>
+            <w:pPr>
+              <w:spacing w:after="160" w:line="278" w:lineRule="auto"/>
+              <w:cnfStyle w:val="000000100000" w:firstRow="0" w:lastRow="0" w:firstColumn="0" w:lastColumn="0" w:oddVBand="0" w:evenVBand="0" w:oddHBand="1" w:evenHBand="0" w:firstRowFirstColumn="0" w:firstRowLastColumn="0" w:lastRowFirstColumn="0" w:lastRowLastColumn="0"/>
+              <w:rPr>
+                <w:b/>
+                <w:bCs/>
+              </w:rPr>
+            </w:pPr>
+            <w:r>
+              <w:rPr>
+                <w:b/>
+                <w:bCs/>
+              </w:rPr>
+              <w:t>None</w:t>
+            </w:r>
+          </w:p>
+        </w:tc>
+      </w:tr>
+      <w:tr>
+        <w:tc>
+          <w:tcPr>
+            <w:cnfStyle w:val="001000000000" w:firstRow="0" w:lastRow="0" w:firstColumn="1" w:lastColumn="0" w:oddVBand="0" w:evenVBand="0" w:oddHBand="0" w:evenHBand="0" w:firstRowFirstColumn="0" w:firstRowLastColumn="0" w:lastRowFirstColumn="0" w:lastRowLastColumn="0"/>
+            <w:tcW w:w="0" w:type="auto"/>
+            <w:hideMark/>
+          </w:tcPr>
+          <w:p>
+            <w:pPr>
+              <w:spacing w:after="160" w:line="278" w:lineRule="auto"/>
+            </w:pPr>
+            <w:r>
+              <w:t>Actors</w:t>
+            </w:r>
+          </w:p>
+        </w:tc>
+        <w:tc>
+          <w:tcPr>
+            <w:tcW w:w="0" w:type="auto"/>
+            <w:hideMark/>
+          </w:tcPr>
+          <w:p>
+            <w:pPr>
+              <w:spacing w:after="160" w:line="278" w:lineRule="auto"/>
+              <w:cnfStyle w:val="000000000000" w:firstRow="0" w:lastRow="0" w:firstColumn="0" w:lastColumn="0" w:oddVBand="0" w:evenVBand="0" w:oddHBand="0" w:evenHBand="0" w:firstRowFirstColumn="0" w:firstRowLastColumn="0" w:lastRowFirstColumn="0" w:lastRowLastColumn="0"/>
+              <w:rPr>
+                <w:b/>
+                <w:bCs/>
+              </w:rPr>
+            </w:pPr>
+            <w:r>
+              <w:rPr>
+                <w:b/>
+                <w:bCs/>
+              </w:rPr>
+              <w:t>Primary: Admin. Secondary: Moderation Queue Service.</w:t>
+            </w:r>
+          </w:p>
+        </w:tc>
+      </w:tr>
+      <w:tr>
+        <w:trPr>
+          <w:cnfStyle w:val="000000100000" w:firstRow="0" w:lastRow="0" w:firstColumn="0" w:lastColumn="0" w:oddVBand="0" w:evenVBand="0" w:oddHBand="1" w:evenHBand="0" w:firstRowFirstColumn="0" w:firstRowLastColumn="0" w:lastRowFirstColumn="0" w:lastRowLastColumn="0"/>
+        </w:trPr>
+        <w:tc>
+          <w:tcPr>
+            <w:cnfStyle w:val="001000000000" w:firstRow="0" w:lastRow="0" w:firstColumn="1" w:lastColumn="0" w:oddVBand="0" w:evenVBand="0" w:oddHBand="0" w:evenHBand="0" w:firstRowFirstColumn="0" w:firstRowLastColumn="0" w:lastRowFirstColumn="0" w:lastRowLastColumn="0"/>
+            <w:tcW w:w="0" w:type="auto"/>
+            <w:hideMark/>
+          </w:tcPr>
+          <w:p>
+            <w:pPr>
+              <w:spacing w:after="160" w:line="278" w:lineRule="auto"/>
+            </w:pPr>
+            <w:r>
+              <w:t>Preconditions</w:t>
+            </w:r>
+          </w:p>
+        </w:tc>
+        <w:tc>
+          <w:tcPr>
+            <w:tcW w:w="0" w:type="auto"/>
+            <w:hideMark/>
+          </w:tcPr>
+          <w:p>
+            <w:pPr>
+              <w:spacing w:after="160" w:line="278" w:lineRule="auto"/>
+              <w:cnfStyle w:val="000000100000" w:firstRow="0" w:lastRow="0" w:firstColumn="0" w:lastColumn="0" w:oddVBand="0" w:evenVBand="0" w:oddHBand="1" w:evenHBand="0" w:firstRowFirstColumn="0" w:firstRowLastColumn="0" w:lastRowFirstColumn="0" w:lastRowLastColumn="0"/>
+              <w:rPr>
+                <w:b/>
+                <w:bCs/>
+              </w:rPr>
+            </w:pPr>
+            <w:r>
+              <w:rPr>
+                <w:b/>
+                <w:bCs/>
+              </w:rPr>
+              <w:t>A report record exists in moderation queue.</w:t>
+            </w:r>
+          </w:p>
+        </w:tc>
+      </w:tr>
+      <w:tr>
+        <w:tc>
+          <w:tcPr>
+            <w:cnfStyle w:val="001000000000" w:firstRow="0" w:lastRow="0" w:firstColumn="1" w:lastColumn="0" w:oddVBand="0" w:evenVBand="0" w:oddHBand="0" w:evenHBand="0" w:firstRowFirstColumn="0" w:firstRowLastColumn="0" w:lastRowFirstColumn="0" w:lastRowLastColumn="0"/>
+            <w:tcW w:w="0" w:type="auto"/>
+            <w:hideMark/>
+          </w:tcPr>
+          <w:p>
+            <w:pPr>
+              <w:spacing w:after="160" w:line="278" w:lineRule="auto"/>
+            </w:pPr>
+            <w:r>
+              <w:t>Description of the Main Sequence</w:t>
+            </w:r>
+          </w:p>
+        </w:tc>
+        <w:tc>
+          <w:tcPr>
+            <w:tcW w:w="0" w:type="auto"/>
+            <w:hideMark/>
+          </w:tcPr>
+          <w:p>
+            <w:pPr>
+              <w:spacing w:after="160" w:line="278" w:lineRule="auto"/>
+              <w:cnfStyle w:val="000000000000" w:firstRow="0" w:lastRow="0" w:firstColumn="0" w:lastColumn="0" w:oddVBand="0" w:evenVBand="0" w:oddHBand="0" w:evenHBand="0" w:firstRowFirstColumn="0" w:firstRowLastColumn="0" w:lastRowFirstColumn="0" w:lastRowLastColumn="0"/>
+              <w:rPr>
+                <w:b/>
+                <w:bCs/>
+              </w:rPr>
+            </w:pPr>
+            <w:r>
+              <w:rPr>
+                <w:b/>
+                <w:bCs/>
+              </w:rPr>
+              <w:t>1. Admin selects a queued report.</w:t>
+            </w:r>
+            <w:r>
+              <w:rPr>
+                <w:b/>
+                <w:bCs/>
+              </w:rPr>
+              <w:br/>
+              <w:t>2. System displays report reason, evidence, and related event data.</w:t>
+            </w:r>
+            <w:r>
+              <w:rPr>
+                <w:b/>
+                <w:bCs/>
+              </w:rPr>
+              <w:br/>
+              <w:t>3. Admin reviews report details and prepares decision context.</w:t>
+            </w:r>
+          </w:p>
+        </w:tc>
+      </w:tr>
+      <w:tr>
+        <w:trPr>
+          <w:cnfStyle w:val="000000100000" w:firstRow="0" w:lastRow="0" w:firstColumn="0" w:lastColumn="0" w:oddVBand="0" w:evenVBand="0" w:oddHBand="1" w:evenHBand="0" w:firstRowFirstColumn="0" w:firstRowLastColumn="0" w:lastRowFirstColumn="0" w:lastRowLastColumn="0"/>
+        </w:trPr>
+        <w:tc>
+          <w:tcPr>
+            <w:cnfStyle w:val="001000000000" w:firstRow="0" w:lastRow="0" w:firstColumn="1" w:lastColumn="0" w:oddVBand="0" w:evenVBand="0" w:oddHBand="0" w:evenHBand="0" w:firstRowFirstColumn="0" w:firstRowLastColumn="0" w:lastRowFirstColumn="0" w:lastRowLastColumn="0"/>
+            <w:tcW w:w="0" w:type="auto"/>
+            <w:hideMark/>
+          </w:tcPr>
+          <w:p>
+            <w:pPr>
+              <w:spacing w:after="160" w:line="278" w:lineRule="auto"/>
+            </w:pPr>
+            <w:r>
+              <w:t>Description of the Alternative Sequence</w:t>
+            </w:r>
+          </w:p>
+        </w:tc>
+        <w:tc>
+          <w:tcPr>
+            <w:tcW w:w="0" w:type="auto"/>
+            <w:hideMark/>
+          </w:tcPr>
+          <w:p>
+            <w:pPr>
+              <w:spacing w:after="160" w:line="278" w:lineRule="auto"/>
+              <w:cnfStyle w:val="000000100000" w:firstRow="0" w:lastRow="0" w:firstColumn="0" w:lastColumn="0" w:oddVBand="0" w:evenVBand="0" w:oddHBand="1" w:evenHBand="0" w:firstRowFirstColumn="0" w:firstRowLastColumn="0" w:lastRowFirstColumn="0" w:lastRowLastColumn="0"/>
+              <w:rPr>
+                <w:b/>
+                <w:bCs/>
+              </w:rPr>
+            </w:pPr>
+            <w:r>
+              <w:rPr>
+                <w:b/>
+                <w:bCs/>
+              </w:rPr>
+              <w:t>A1. If evidence is missing, system flags report as incomplete.</w:t>
+            </w:r>
+            <w:r>
+              <w:rPr>
+                <w:b/>
+                <w:bCs/>
+              </w:rPr>
+              <w:br/>
+              <w:t>A2. If related event is no longer available, system displays archived metadata.</w:t>
+            </w:r>
+          </w:p>
+        </w:tc>
+      </w:tr>
+      <w:tr>
+        <w:tc>
+          <w:tcPr>
+            <w:cnfStyle w:val="001000000000" w:firstRow="0" w:lastRow="0" w:firstColumn="1" w:lastColumn="0" w:oddVBand="0" w:evenVBand="0" w:oddHBand="0" w:evenHBand="0" w:firstRowFirstColumn="0" w:firstRowLastColumn="0" w:lastRowFirstColumn="0" w:lastRowLastColumn="0"/>
+            <w:tcW w:w="0" w:type="auto"/>
+            <w:hideMark/>
+          </w:tcPr>
+          <w:p>
+            <w:pPr>
+              <w:spacing w:after="160" w:line="278" w:lineRule="auto"/>
+            </w:pPr>
+            <w:proofErr w:type="spellStart"/>
+            <w:r>
+              <w:t>Non functional</w:t>
+            </w:r>
+            <w:proofErr w:type="spellEnd"/>
+            <w:r>
+              <w:t xml:space="preserve"> requirements</w:t>
+            </w:r>
+          </w:p>
+        </w:tc>
+        <w:tc>
+          <w:tcPr>
+            <w:tcW w:w="0" w:type="auto"/>
+            <w:hideMark/>
+          </w:tcPr>
+          <w:p>
+            <w:pPr>
+              <w:spacing w:after="160" w:line="278" w:lineRule="auto"/>
+              <w:cnfStyle w:val="000000000000" w:firstRow="0" w:lastRow="0" w:firstColumn="0" w:lastColumn="0" w:oddVBand="0" w:evenVBand="0" w:oddHBand="0" w:evenHBand="0" w:firstRowFirstColumn="0" w:firstRowLastColumn="0" w:lastRowFirstColumn="0" w:lastRowLastColumn="0"/>
+              <w:rPr>
+                <w:b/>
+                <w:bCs/>
+              </w:rPr>
+            </w:pPr>
+            <w:r>
+              <w:rPr>
+                <w:b/>
+                <w:bCs/>
+              </w:rPr>
+              <w:t>Report detail view should open in less than 2 seconds for standard records.</w:t>
+            </w:r>
+          </w:p>
+        </w:tc>
+      </w:tr>
+      <w:tr>
+        <w:trPr>
+          <w:cnfStyle w:val="000000100000" w:firstRow="0" w:lastRow="0" w:firstColumn="0" w:lastColumn="0" w:oddVBand="0" w:evenVBand="0" w:oddHBand="1" w:evenHBand="0" w:firstRowFirstColumn="0" w:firstRowLastColumn="0" w:lastRowFirstColumn="0" w:lastRowLastColumn="0"/>
+        </w:trPr>
+        <w:tc>
+          <w:tcPr>
+            <w:cnfStyle w:val="001000000000" w:firstRow="0" w:lastRow="0" w:firstColumn="1" w:lastColumn="0" w:oddVBand="0" w:evenVBand="0" w:oddHBand="0" w:evenHBand="0" w:firstRowFirstColumn="0" w:firstRowLastColumn="0" w:lastRowFirstColumn="0" w:lastRowLastColumn="0"/>
+            <w:tcW w:w="0" w:type="auto"/>
+            <w:hideMark/>
+          </w:tcPr>
+          <w:p>
+            <w:pPr>
+              <w:spacing w:after="160" w:line="278" w:lineRule="auto"/>
+            </w:pPr>
+            <w:r>
+              <w:t>Postconditions</w:t>
+            </w:r>
+          </w:p>
+        </w:tc>
+        <w:tc>
+          <w:tcPr>
+            <w:tcW w:w="0" w:type="auto"/>
+            <w:hideMark/>
+          </w:tcPr>
+          <w:p>
+            <w:pPr>
+              <w:spacing w:after="160" w:line="278" w:lineRule="auto"/>
+              <w:cnfStyle w:val="000000100000" w:firstRow="0" w:lastRow="0" w:firstColumn="0" w:lastColumn="0" w:oddVBand="0" w:evenVBand="0" w:oddHBand="1" w:evenHBand="0" w:firstRowFirstColumn="0" w:firstRowLastColumn="0" w:lastRowFirstColumn="0" w:lastRowLastColumn="0"/>
+              <w:rPr>
+                <w:b/>
+                <w:bCs/>
+              </w:rPr>
+            </w:pPr>
+            <w:r>
+              <w:rPr>
+                <w:b/>
+                <w:bCs/>
+              </w:rPr>
+              <w:t>Admin has verified case details for moderation decision.</w:t>
+            </w:r>
+          </w:p>
+        </w:tc>
+      </w:tr>
+    </w:tbl>
+    <w:p>
+      <w:pPr>
+        <w:rPr>
+          <w:b/>
+          <w:bCs/>
+        </w:rPr>
+      </w:pPr>
+    </w:p>
+    <w:p>
+      <w:pPr>
+        <w:rPr>
+          <w:b/>
+          <w:bCs/>
+        </w:rPr>
+      </w:pPr>
+      <w:r>
+        <w:rPr>
+          <w:b/>
+          <w:bCs/>
+        </w:rPr>
+        <w:br w:type="page"/>
+      </w:r>
+    </w:p>
+    <w:p>
+      <w:pPr>
+        <w:rPr>
+          <w:b/>
+          <w:bCs/>
+        </w:rPr>
+      </w:pPr>
+      <w:r>
+        <w:rPr>
+          <w:b/>
+          <w:bCs/>
+        </w:rPr>
+        <w:lastRenderedPageBreak/>
+        <w:t>UC-ADM-07: Apply Moderation Action</w:t>
+      </w:r>
+    </w:p>
+    <w:tbl>
+      <w:tblPr>
+        <w:tblStyle w:val="GridTable4-Accent1"/>
+        <w:tblW w:w="0" w:type="auto"/>
+        <w:tblLook w:val="04A0" w:firstRow="1" w:lastRow="0" w:firstColumn="1" w:lastColumn="0" w:noHBand="0" w:noVBand="1"/>
+      </w:tblPr>
+      <w:tblGrid>
+        <w:gridCol w:w="3128"/>
+        <w:gridCol w:w="6222"/>
+      </w:tblGrid>
+      <w:tr>
+        <w:trPr>
+          <w:cnfStyle w:val="100000000000" w:firstRow="1" w:lastRow="0" w:firstColumn="0" w:lastColumn="0" w:oddVBand="0" w:evenVBand="0" w:oddHBand="0" w:evenHBand="0" w:firstRowFirstColumn="0" w:firstRowLastColumn="0" w:lastRowFirstColumn="0" w:lastRowLastColumn="0"/>
+        </w:trPr>
+        <w:tc>
+          <w:tcPr>
+            <w:cnfStyle w:val="001000000000" w:firstRow="0" w:lastRow="0" w:firstColumn="1" w:lastColumn="0" w:oddVBand="0" w:evenVBand="0" w:oddHBand="0" w:evenHBand="0" w:firstRowFirstColumn="0" w:firstRowLastColumn="0" w:lastRowFirstColumn="0" w:lastRowLastColumn="0"/>
+            <w:tcW w:w="0" w:type="auto"/>
+            <w:hideMark/>
+          </w:tcPr>
+          <w:p>
+            <w:pPr>
+              <w:spacing w:after="160" w:line="278" w:lineRule="auto"/>
+            </w:pPr>
+            <w:r>
+              <w:t>Section</w:t>
+            </w:r>
+          </w:p>
+        </w:tc>
+        <w:tc>
+          <w:tcPr>
+            <w:tcW w:w="0" w:type="auto"/>
+            <w:hideMark/>
+          </w:tcPr>
+          <w:p>
+            <w:pPr>
+              <w:spacing w:after="160" w:line="278" w:lineRule="auto"/>
+              <w:cnfStyle w:val="100000000000" w:firstRow="1" w:lastRow="0" w:firstColumn="0" w:lastColumn="0" w:oddVBand="0" w:evenVBand="0" w:oddHBand="0" w:evenHBand="0" w:firstRowFirstColumn="0" w:firstRowLastColumn="0" w:lastRowFirstColumn="0" w:lastRowLastColumn="0"/>
+            </w:pPr>
+            <w:r>
+              <w:t>Details</w:t>
+            </w:r>
+          </w:p>
+        </w:tc>
+      </w:tr>
+      <w:tr>
+        <w:trPr>
+          <w:cnfStyle w:val="000000100000" w:firstRow="0" w:lastRow="0" w:firstColumn="0" w:lastColumn="0" w:oddVBand="0" w:evenVBand="0" w:oddHBand="1" w:evenHBand="0" w:firstRowFirstColumn="0" w:firstRowLastColumn="0" w:lastRowFirstColumn="0" w:lastRowLastColumn="0"/>
+        </w:trPr>
+        <w:tc>
+          <w:tcPr>
+            <w:cnfStyle w:val="001000000000" w:firstRow="0" w:lastRow="0" w:firstColumn="1" w:lastColumn="0" w:oddVBand="0" w:evenVBand="0" w:oddHBand="0" w:evenHBand="0" w:firstRowFirstColumn="0" w:firstRowLastColumn="0" w:lastRowFirstColumn="0" w:lastRowLastColumn="0"/>
+            <w:tcW w:w="0" w:type="auto"/>
+            <w:hideMark/>
+          </w:tcPr>
+          <w:p>
+            <w:pPr>
+              <w:spacing w:after="160" w:line="278" w:lineRule="auto"/>
+            </w:pPr>
+            <w:r>
+              <w:t>UC Name</w:t>
+            </w:r>
+          </w:p>
+        </w:tc>
+        <w:tc>
+          <w:tcPr>
+            <w:tcW w:w="0" w:type="auto"/>
+            <w:hideMark/>
+          </w:tcPr>
+          <w:p>
+            <w:pPr>
+              <w:spacing w:after="160" w:line="278" w:lineRule="auto"/>
+              <w:cnfStyle w:val="000000100000" w:firstRow="0" w:lastRow="0" w:firstColumn="0" w:lastColumn="0" w:oddVBand="0" w:evenVBand="0" w:oddHBand="1" w:evenHBand="0" w:firstRowFirstColumn="0" w:firstRowLastColumn="0" w:lastRowFirstColumn="0" w:lastRowLastColumn="0"/>
+              <w:rPr>
+                <w:b/>
+                <w:bCs/>
+              </w:rPr>
+            </w:pPr>
+            <w:r>
+              <w:rPr>
+                <w:b/>
+                <w:bCs/>
+              </w:rPr>
+              <w:t>UC-ADM-07 Apply Moderation Action</w:t>
+            </w:r>
+          </w:p>
+        </w:tc>
+      </w:tr>
+      <w:tr>
+        <w:tc>
+          <w:tcPr>
+            <w:cnfStyle w:val="001000000000" w:firstRow="0" w:lastRow="0" w:firstColumn="1" w:lastColumn="0" w:oddVBand="0" w:evenVBand="0" w:oddHBand="0" w:evenHBand="0" w:firstRowFirstColumn="0" w:firstRowLastColumn="0" w:lastRowFirstColumn="0" w:lastRowLastColumn="0"/>
+            <w:tcW w:w="0" w:type="auto"/>
+            <w:hideMark/>
+          </w:tcPr>
+          <w:p>
+            <w:pPr>
+              <w:spacing w:after="160" w:line="278" w:lineRule="auto"/>
+            </w:pPr>
+            <w:r>
+              <w:t>Summary</w:t>
+            </w:r>
+          </w:p>
+        </w:tc>
+        <w:tc>
+          <w:tcPr>
+            <w:tcW w:w="0" w:type="auto"/>
+            <w:hideMark/>
+          </w:tcPr>
+          <w:p>
+            <w:pPr>
+              <w:spacing w:after="160" w:line="278" w:lineRule="auto"/>
+              <w:cnfStyle w:val="000000000000" w:firstRow="0" w:lastRow="0" w:firstColumn="0" w:lastColumn="0" w:oddVBand="0" w:evenVBand="0" w:oddHBand="0" w:evenHBand="0" w:firstRowFirstColumn="0" w:firstRowLastColumn="0" w:lastRowFirstColumn="0" w:lastRowLastColumn="0"/>
+              <w:rPr>
+                <w:b/>
+                <w:bCs/>
+              </w:rPr>
+            </w:pPr>
+            <w:r>
+              <w:rPr>
+                <w:b/>
+                <w:bCs/>
+              </w:rPr>
+              <w:t>An admin applies a moderation outcome to reported content.</w:t>
+            </w:r>
+          </w:p>
+        </w:tc>
+      </w:tr>
+      <w:tr>
+        <w:trPr>
+          <w:cnfStyle w:val="000000100000" w:firstRow="0" w:lastRow="0" w:firstColumn="0" w:lastColumn="0" w:oddVBand="0" w:evenVBand="0" w:oddHBand="1" w:evenHBand="0" w:firstRowFirstColumn="0" w:firstRowLastColumn="0" w:lastRowFirstColumn="0" w:lastRowLastColumn="0"/>
+        </w:trPr>
+        <w:tc>
+          <w:tcPr>
+            <w:cnfStyle w:val="001000000000" w:firstRow="0" w:lastRow="0" w:firstColumn="1" w:lastColumn="0" w:oddVBand="0" w:evenVBand="0" w:oddHBand="0" w:evenHBand="0" w:firstRowFirstColumn="0" w:firstRowLastColumn="0" w:lastRowFirstColumn="0" w:lastRowLastColumn="0"/>
+            <w:tcW w:w="0" w:type="auto"/>
+            <w:hideMark/>
+          </w:tcPr>
+          <w:p>
+            <w:pPr>
+              <w:spacing w:after="160" w:line="278" w:lineRule="auto"/>
+            </w:pPr>
+            <w:r>
+              <w:t>Dependency</w:t>
+            </w:r>
+          </w:p>
+        </w:tc>
+        <w:tc>
+          <w:tcPr>
+            <w:tcW w:w="0" w:type="auto"/>
+            <w:hideMark/>
+          </w:tcPr>
+          <w:p>
+            <w:pPr>
+              <w:spacing w:after="160" w:line="278" w:lineRule="auto"/>
+              <w:cnfStyle w:val="000000100000" w:firstRow="0" w:lastRow="0" w:firstColumn="0" w:lastColumn="0" w:oddVBand="0" w:evenVBand="0" w:oddHBand="1" w:evenHBand="0" w:firstRowFirstColumn="0" w:firstRowLastColumn="0" w:lastRowFirstColumn="0" w:lastRowLastColumn="0"/>
+              <w:rPr>
+                <w:b/>
+                <w:bCs/>
+              </w:rPr>
+            </w:pPr>
+            <w:r>
+              <w:rPr>
+                <w:b/>
+                <w:bCs/>
+              </w:rPr>
+              <w:t>None</w:t>
+            </w:r>
+          </w:p>
+        </w:tc>
+      </w:tr>
+      <w:tr>
+        <w:tc>
+          <w:tcPr>
+            <w:cnfStyle w:val="001000000000" w:firstRow="0" w:lastRow="0" w:firstColumn="1" w:lastColumn="0" w:oddVBand="0" w:evenVBand="0" w:oddHBand="0" w:evenHBand="0" w:firstRowFirstColumn="0" w:firstRowLastColumn="0" w:lastRowFirstColumn="0" w:lastRowLastColumn="0"/>
+            <w:tcW w:w="0" w:type="auto"/>
+            <w:hideMark/>
+          </w:tcPr>
+          <w:p>
+            <w:pPr>
+              <w:spacing w:after="160" w:line="278" w:lineRule="auto"/>
+            </w:pPr>
+            <w:r>
+              <w:t>Actors</w:t>
+            </w:r>
+          </w:p>
+        </w:tc>
+        <w:tc>
+          <w:tcPr>
+            <w:tcW w:w="0" w:type="auto"/>
+            <w:hideMark/>
+          </w:tcPr>
+          <w:p>
+            <w:pPr>
+              <w:spacing w:after="160" w:line="278" w:lineRule="auto"/>
+              <w:cnfStyle w:val="000000000000" w:firstRow="0" w:lastRow="0" w:firstColumn="0" w:lastColumn="0" w:oddVBand="0" w:evenVBand="0" w:oddHBand="0" w:evenHBand="0" w:firstRowFirstColumn="0" w:firstRowLastColumn="0" w:lastRowFirstColumn="0" w:lastRowLastColumn="0"/>
+              <w:rPr>
+                <w:b/>
+                <w:bCs/>
+              </w:rPr>
+            </w:pPr>
+            <w:r>
+              <w:rPr>
+                <w:b/>
+                <w:bCs/>
+              </w:rPr>
+              <w:t>Primary: Admin. Secondary: Moderation Service, Audit Log Service.</w:t>
+            </w:r>
+          </w:p>
+        </w:tc>
+      </w:tr>
+      <w:tr>
+        <w:trPr>
+          <w:cnfStyle w:val="000000100000" w:firstRow="0" w:lastRow="0" w:firstColumn="0" w:lastColumn="0" w:oddVBand="0" w:evenVBand="0" w:oddHBand="1" w:evenHBand="0" w:firstRowFirstColumn="0" w:firstRowLastColumn="0" w:lastRowFirstColumn="0" w:lastRowLastColumn="0"/>
+        </w:trPr>
+        <w:tc>
+          <w:tcPr>
+            <w:cnfStyle w:val="001000000000" w:firstRow="0" w:lastRow="0" w:firstColumn="1" w:lastColumn="0" w:oddVBand="0" w:evenVBand="0" w:oddHBand="0" w:evenHBand="0" w:firstRowFirstColumn="0" w:firstRowLastColumn="0" w:lastRowFirstColumn="0" w:lastRowLastColumn="0"/>
+            <w:tcW w:w="0" w:type="auto"/>
+            <w:hideMark/>
+          </w:tcPr>
+          <w:p>
+            <w:pPr>
+              <w:spacing w:after="160" w:line="278" w:lineRule="auto"/>
+            </w:pPr>
+            <w:r>
+              <w:t>Preconditions</w:t>
+            </w:r>
+          </w:p>
+        </w:tc>
+        <w:tc>
+          <w:tcPr>
+            <w:tcW w:w="0" w:type="auto"/>
+            <w:hideMark/>
+          </w:tcPr>
+          <w:p>
+            <w:pPr>
+              <w:spacing w:after="160" w:line="278" w:lineRule="auto"/>
+              <w:cnfStyle w:val="000000100000" w:firstRow="0" w:lastRow="0" w:firstColumn="0" w:lastColumn="0" w:oddVBand="0" w:evenVBand="0" w:oddHBand="1" w:evenHBand="0" w:firstRowFirstColumn="0" w:firstRowLastColumn="0" w:lastRowFirstColumn="0" w:lastRowLastColumn="0"/>
+              <w:rPr>
+                <w:b/>
+                <w:bCs/>
+              </w:rPr>
+            </w:pPr>
+            <w:r>
+              <w:rPr>
+                <w:b/>
+                <w:bCs/>
+              </w:rPr>
+              <w:t>Admin has reviewed report details and selected an action type.</w:t>
+            </w:r>
+          </w:p>
+        </w:tc>
+      </w:tr>
+      <w:tr>
+        <w:tc>
+          <w:tcPr>
+            <w:cnfStyle w:val="001000000000" w:firstRow="0" w:lastRow="0" w:firstColumn="1" w:lastColumn="0" w:oddVBand="0" w:evenVBand="0" w:oddHBand="0" w:evenHBand="0" w:firstRowFirstColumn="0" w:firstRowLastColumn="0" w:lastRowFirstColumn="0" w:lastRowLastColumn="0"/>
+            <w:tcW w:w="0" w:type="auto"/>
+            <w:hideMark/>
+          </w:tcPr>
+          <w:p>
+            <w:pPr>
+              <w:spacing w:after="160" w:line="278" w:lineRule="auto"/>
+            </w:pPr>
+            <w:r>
+              <w:t>Description of the Main Sequence</w:t>
+            </w:r>
+          </w:p>
+        </w:tc>
+        <w:tc>
+          <w:tcPr>
+            <w:tcW w:w="0" w:type="auto"/>
+            <w:hideMark/>
+          </w:tcPr>
+          <w:p>
+            <w:pPr>
+              <w:spacing w:after="160" w:line="278" w:lineRule="auto"/>
+              <w:cnfStyle w:val="000000000000" w:firstRow="0" w:lastRow="0" w:firstColumn="0" w:lastColumn="0" w:oddVBand="0" w:evenVBand="0" w:oddHBand="0" w:evenHBand="0" w:firstRowFirstColumn="0" w:firstRowLastColumn="0" w:lastRowFirstColumn="0" w:lastRowLastColumn="0"/>
+              <w:rPr>
+                <w:b/>
+                <w:bCs/>
+              </w:rPr>
+            </w:pPr>
+            <w:r>
+              <w:rPr>
+                <w:b/>
+                <w:bCs/>
+              </w:rPr>
+              <w:t>1. Admin chooses moderation outcome.</w:t>
+            </w:r>
+            <w:r>
+              <w:rPr>
+                <w:b/>
+                <w:bCs/>
+              </w:rPr>
+              <w:br/>
+              <w:t>2. System applies content or account action.</w:t>
+            </w:r>
+            <w:r>
+              <w:rPr>
+                <w:b/>
+                <w:bCs/>
+              </w:rPr>
+              <w:br/>
+              <w:t>3. System records reason and actor in audit log.</w:t>
+            </w:r>
+            <w:r>
+              <w:rPr>
+                <w:b/>
+                <w:bCs/>
+              </w:rPr>
+              <w:br/>
+              <w:t>4. System updates report status to resolved.</w:t>
+            </w:r>
+          </w:p>
+        </w:tc>
+      </w:tr>
+      <w:tr>
+        <w:trPr>
+          <w:cnfStyle w:val="000000100000" w:firstRow="0" w:lastRow="0" w:firstColumn="0" w:lastColumn="0" w:oddVBand="0" w:evenVBand="0" w:oddHBand="1" w:evenHBand="0" w:firstRowFirstColumn="0" w:firstRowLastColumn="0" w:lastRowFirstColumn="0" w:lastRowLastColumn="0"/>
+        </w:trPr>
+        <w:tc>
+          <w:tcPr>
+            <w:cnfStyle w:val="001000000000" w:firstRow="0" w:lastRow="0" w:firstColumn="1" w:lastColumn="0" w:oddVBand="0" w:evenVBand="0" w:oddHBand="0" w:evenHBand="0" w:firstRowFirstColumn="0" w:firstRowLastColumn="0" w:lastRowFirstColumn="0" w:lastRowLastColumn="0"/>
+            <w:tcW w:w="0" w:type="auto"/>
+            <w:hideMark/>
+          </w:tcPr>
+          <w:p>
+            <w:pPr>
+              <w:spacing w:after="160" w:line="278" w:lineRule="auto"/>
+            </w:pPr>
+            <w:r>
+              <w:t>Description of the Alternative Sequence</w:t>
+            </w:r>
+          </w:p>
+        </w:tc>
+        <w:tc>
+          <w:tcPr>
+            <w:tcW w:w="0" w:type="auto"/>
+            <w:hideMark/>
+          </w:tcPr>
+          <w:p>
+            <w:pPr>
+              <w:spacing w:after="160" w:line="278" w:lineRule="auto"/>
+              <w:cnfStyle w:val="000000100000" w:firstRow="0" w:lastRow="0" w:firstColumn="0" w:lastColumn="0" w:oddVBand="0" w:evenVBand="0" w:oddHBand="1" w:evenHBand="0" w:firstRowFirstColumn="0" w:firstRowLastColumn="0" w:lastRowFirstColumn="0" w:lastRowLastColumn="0"/>
+              <w:rPr>
+                <w:b/>
+                <w:bCs/>
+              </w:rPr>
+            </w:pPr>
+            <w:r>
+              <w:rPr>
+                <w:b/>
+                <w:bCs/>
+              </w:rPr>
+              <w:t>A1. If action conflicts with current content state, system requests refresh and reconfirmation.</w:t>
+            </w:r>
+            <w:r>
+              <w:rPr>
+                <w:b/>
+                <w:bCs/>
+              </w:rPr>
+              <w:br/>
+              <w:t>A2. If audit write fails, system rolls back moderation action.</w:t>
+            </w:r>
+          </w:p>
+        </w:tc>
+      </w:tr>
+      <w:tr>
+        <w:tc>
+          <w:tcPr>
+            <w:cnfStyle w:val="001000000000" w:firstRow="0" w:lastRow="0" w:firstColumn="1" w:lastColumn="0" w:oddVBand="0" w:evenVBand="0" w:oddHBand="0" w:evenHBand="0" w:firstRowFirstColumn="0" w:firstRowLastColumn="0" w:lastRowFirstColumn="0" w:lastRowLastColumn="0"/>
+            <w:tcW w:w="0" w:type="auto"/>
+            <w:hideMark/>
+          </w:tcPr>
+          <w:p>
+            <w:pPr>
+              <w:spacing w:after="160" w:line="278" w:lineRule="auto"/>
+            </w:pPr>
+            <w:proofErr w:type="spellStart"/>
+            <w:r>
+              <w:t>Non functional</w:t>
+            </w:r>
+            <w:proofErr w:type="spellEnd"/>
+            <w:r>
+              <w:t xml:space="preserve"> requirements</w:t>
+            </w:r>
+          </w:p>
+        </w:tc>
+        <w:tc>
+          <w:tcPr>
+            <w:tcW w:w="0" w:type="auto"/>
+            <w:hideMark/>
+          </w:tcPr>
+          <w:p>
+            <w:pPr>
+              <w:spacing w:after="160" w:line="278" w:lineRule="auto"/>
+              <w:cnfStyle w:val="000000000000" w:firstRow="0" w:lastRow="0" w:firstColumn="0" w:lastColumn="0" w:oddVBand="0" w:evenVBand="0" w:oddHBand="0" w:evenHBand="0" w:firstRowFirstColumn="0" w:firstRowLastColumn="0" w:lastRowFirstColumn="0" w:lastRowLastColumn="0"/>
+              <w:rPr>
+                <w:b/>
+                <w:bCs/>
+              </w:rPr>
+            </w:pPr>
+            <w:r>
+              <w:rPr>
+                <w:b/>
+                <w:bCs/>
+              </w:rPr>
+              <w:t>Moderation actions must be fully auditable and atomic.</w:t>
+            </w:r>
+          </w:p>
+        </w:tc>
+      </w:tr>
+      <w:tr>
+        <w:trPr>
+          <w:cnfStyle w:val="000000100000" w:firstRow="0" w:lastRow="0" w:firstColumn="0" w:lastColumn="0" w:oddVBand="0" w:evenVBand="0" w:oddHBand="1" w:evenHBand="0" w:firstRowFirstColumn="0" w:firstRowLastColumn="0" w:lastRowFirstColumn="0" w:lastRowLastColumn="0"/>
+        </w:trPr>
+        <w:tc>
+          <w:tcPr>
+            <w:cnfStyle w:val="001000000000" w:firstRow="0" w:lastRow="0" w:firstColumn="1" w:lastColumn="0" w:oddVBand="0" w:evenVBand="0" w:oddHBand="0" w:evenHBand="0" w:firstRowFirstColumn="0" w:firstRowLastColumn="0" w:lastRowFirstColumn="0" w:lastRowLastColumn="0"/>
+            <w:tcW w:w="0" w:type="auto"/>
+            <w:hideMark/>
+          </w:tcPr>
+          <w:p>
+            <w:pPr>
+              <w:spacing w:after="160" w:line="278" w:lineRule="auto"/>
+            </w:pPr>
+            <w:r>
+              <w:t>Postconditions</w:t>
+            </w:r>
+          </w:p>
+        </w:tc>
+        <w:tc>
+          <w:tcPr>
+            <w:tcW w:w="0" w:type="auto"/>
+            <w:hideMark/>
+          </w:tcPr>
+          <w:p>
+            <w:pPr>
+              <w:spacing w:after="160" w:line="278" w:lineRule="auto"/>
+              <w:cnfStyle w:val="000000100000" w:firstRow="0" w:lastRow="0" w:firstColumn="0" w:lastColumn="0" w:oddVBand="0" w:evenVBand="0" w:oddHBand="1" w:evenHBand="0" w:firstRowFirstColumn="0" w:firstRowLastColumn="0" w:lastRowFirstColumn="0" w:lastRowLastColumn="0"/>
+              <w:rPr>
+                <w:b/>
+                <w:bCs/>
+              </w:rPr>
+            </w:pPr>
+            <w:r>
+              <w:rPr>
+                <w:b/>
+                <w:bCs/>
+              </w:rPr>
+              <w:t>A valid moderation decision is enforced and recorded.</w:t>
+            </w:r>
+          </w:p>
+        </w:tc>
+      </w:tr>
+    </w:tbl>
+    <w:p>
+      <w:pPr>
+        <w:rPr>
+          <w:b/>
+          <w:bCs/>
+        </w:rPr>
+      </w:pPr>
+    </w:p>
+    <w:p>
+      <w:pPr>
+        <w:rPr>
+          <w:b/>
+          <w:bCs/>
+        </w:rPr>
+      </w:pPr>
+      <w:r>
+        <w:rPr>
+          <w:b/>
+          <w:bCs/>
+        </w:rPr>
+        <w:br w:type="page"/>
+      </w:r>
+    </w:p>
+    <w:p>
+      <w:pPr>
+        <w:rPr>
+          <w:b/>
+          <w:bCs/>
+        </w:rPr>
+      </w:pPr>
+      <w:r>
+        <w:rPr>
+          <w:b/>
+          <w:bCs/>
+        </w:rPr>
+        <w:lastRenderedPageBreak/>
+        <w:t>UC-ADM-08: Verify Host Documents</w:t>
+      </w:r>
+    </w:p>
+    <w:tbl>
+      <w:tblPr>
+        <w:tblStyle w:val="GridTable4-Accent1"/>
+        <w:tblW w:w="0" w:type="auto"/>
+        <w:tblLook w:val="04A0" w:firstRow="1" w:lastRow="0" w:firstColumn="1" w:lastColumn="0" w:noHBand="0" w:noVBand="1"/>
+      </w:tblPr>
+      <w:tblGrid>
+        <w:gridCol w:w="3181"/>
+        <w:gridCol w:w="6169"/>
+      </w:tblGrid>
+      <w:tr>
+        <w:trPr>
+          <w:cnfStyle w:val="100000000000" w:firstRow="1" w:lastRow="0" w:firstColumn="0" w:lastColumn="0" w:oddVBand="0" w:evenVBand="0" w:oddHBand="0" w:evenHBand="0" w:firstRowFirstColumn="0" w:firstRowLastColumn="0" w:lastRowFirstColumn="0" w:lastRowLastColumn="0"/>
+        </w:trPr>
+        <w:tc>
+          <w:tcPr>
+            <w:cnfStyle w:val="001000000000" w:firstRow="0" w:lastRow="0" w:firstColumn="1" w:lastColumn="0" w:oddVBand="0" w:evenVBand="0" w:oddHBand="0" w:evenHBand="0" w:firstRowFirstColumn="0" w:firstRowLastColumn="0" w:lastRowFirstColumn="0" w:lastRowLastColumn="0"/>
+            <w:tcW w:w="0" w:type="auto"/>
+            <w:hideMark/>
+          </w:tcPr>
+          <w:p>
+            <w:pPr>
+              <w:spacing w:after="160" w:line="278" w:lineRule="auto"/>
+            </w:pPr>
+            <w:r>
+              <w:t>Section</w:t>
+            </w:r>
+          </w:p>
+        </w:tc>
+        <w:tc>
+          <w:tcPr>
+            <w:tcW w:w="0" w:type="auto"/>
+            <w:hideMark/>
+          </w:tcPr>
+          <w:p>
+            <w:pPr>
+              <w:spacing w:after="160" w:line="278" w:lineRule="auto"/>
+              <w:cnfStyle w:val="100000000000" w:firstRow="1" w:lastRow="0" w:firstColumn="0" w:lastColumn="0" w:oddVBand="0" w:evenVBand="0" w:oddHBand="0" w:evenHBand="0" w:firstRowFirstColumn="0" w:firstRowLastColumn="0" w:lastRowFirstColumn="0" w:lastRowLastColumn="0"/>
+            </w:pPr>
+            <w:r>
+              <w:t>Details</w:t>
+            </w:r>
+          </w:p>
+        </w:tc>
+      </w:tr>
+      <w:tr>
+        <w:trPr>
+          <w:cnfStyle w:val="000000100000" w:firstRow="0" w:lastRow="0" w:firstColumn="0" w:lastColumn="0" w:oddVBand="0" w:evenVBand="0" w:oddHBand="1" w:evenHBand="0" w:firstRowFirstColumn="0" w:firstRowLastColumn="0" w:lastRowFirstColumn="0" w:lastRowLastColumn="0"/>
+        </w:trPr>
+        <w:tc>
+          <w:tcPr>
+            <w:cnfStyle w:val="001000000000" w:firstRow="0" w:lastRow="0" w:firstColumn="1" w:lastColumn="0" w:oddVBand="0" w:evenVBand="0" w:oddHBand="0" w:evenHBand="0" w:firstRowFirstColumn="0" w:firstRowLastColumn="0" w:lastRowFirstColumn="0" w:lastRowLastColumn="0"/>
+            <w:tcW w:w="0" w:type="auto"/>
+            <w:hideMark/>
+          </w:tcPr>
+          <w:p>
+            <w:pPr>
+              <w:spacing w:after="160" w:line="278" w:lineRule="auto"/>
+            </w:pPr>
+            <w:r>
+              <w:t>UC Name</w:t>
+            </w:r>
+          </w:p>
+        </w:tc>
+        <w:tc>
+          <w:tcPr>
+            <w:tcW w:w="0" w:type="auto"/>
+            <w:hideMark/>
+          </w:tcPr>
+          <w:p>
+            <w:pPr>
+              <w:spacing w:after="160" w:line="278" w:lineRule="auto"/>
+              <w:cnfStyle w:val="000000100000" w:firstRow="0" w:lastRow="0" w:firstColumn="0" w:lastColumn="0" w:oddVBand="0" w:evenVBand="0" w:oddHBand="1" w:evenHBand="0" w:firstRowFirstColumn="0" w:firstRowLastColumn="0" w:lastRowFirstColumn="0" w:lastRowLastColumn="0"/>
+              <w:rPr>
+                <w:b/>
+                <w:bCs/>
+              </w:rPr>
+            </w:pPr>
+            <w:r>
+              <w:rPr>
+                <w:b/>
+                <w:bCs/>
+              </w:rPr>
+              <w:t>UC-ADM-08 Verify Host Documents</w:t>
+            </w:r>
+          </w:p>
+        </w:tc>
+      </w:tr>
+      <w:tr>
+        <w:tc>
+          <w:tcPr>
+            <w:cnfStyle w:val="001000000000" w:firstRow="0" w:lastRow="0" w:firstColumn="1" w:lastColumn="0" w:oddVBand="0" w:evenVBand="0" w:oddHBand="0" w:evenHBand="0" w:firstRowFirstColumn="0" w:firstRowLastColumn="0" w:lastRowFirstColumn="0" w:lastRowLastColumn="0"/>
+            <w:tcW w:w="0" w:type="auto"/>
+            <w:hideMark/>
+          </w:tcPr>
+          <w:p>
+            <w:pPr>
+              <w:spacing w:after="160" w:line="278" w:lineRule="auto"/>
+            </w:pPr>
+            <w:r>
+              <w:t>Summary</w:t>
+            </w:r>
+          </w:p>
+        </w:tc>
+        <w:tc>
+          <w:tcPr>
+            <w:tcW w:w="0" w:type="auto"/>
+            <w:hideMark/>
+          </w:tcPr>
+          <w:p>
+            <w:pPr>
+              <w:spacing w:after="160" w:line="278" w:lineRule="auto"/>
+              <w:cnfStyle w:val="000000000000" w:firstRow="0" w:lastRow="0" w:firstColumn="0" w:lastColumn="0" w:oddVBand="0" w:evenVBand="0" w:oddHBand="0" w:evenHBand="0" w:firstRowFirstColumn="0" w:firstRowLastColumn="0" w:lastRowFirstColumn="0" w:lastRowLastColumn="0"/>
+              <w:rPr>
+                <w:b/>
+                <w:bCs/>
+              </w:rPr>
+            </w:pPr>
+            <w:r>
+              <w:rPr>
+                <w:b/>
+                <w:bCs/>
+              </w:rPr>
+              <w:t>An admin validates submitted host documents for verification eligibility.</w:t>
+            </w:r>
+          </w:p>
+        </w:tc>
+      </w:tr>
+      <w:tr>
+        <w:trPr>
+          <w:cnfStyle w:val="000000100000" w:firstRow="0" w:lastRow="0" w:firstColumn="0" w:lastColumn="0" w:oddVBand="0" w:evenVBand="0" w:oddHBand="1" w:evenHBand="0" w:firstRowFirstColumn="0" w:firstRowLastColumn="0" w:lastRowFirstColumn="0" w:lastRowLastColumn="0"/>
+        </w:trPr>
+        <w:tc>
+          <w:tcPr>
+            <w:cnfStyle w:val="001000000000" w:firstRow="0" w:lastRow="0" w:firstColumn="1" w:lastColumn="0" w:oddVBand="0" w:evenVBand="0" w:oddHBand="0" w:evenHBand="0" w:firstRowFirstColumn="0" w:firstRowLastColumn="0" w:lastRowFirstColumn="0" w:lastRowLastColumn="0"/>
+            <w:tcW w:w="0" w:type="auto"/>
+            <w:hideMark/>
+          </w:tcPr>
+          <w:p>
+            <w:pPr>
+              <w:spacing w:after="160" w:line="278" w:lineRule="auto"/>
+            </w:pPr>
+            <w:r>
+              <w:t>Dependency</w:t>
+            </w:r>
+          </w:p>
+        </w:tc>
+        <w:tc>
+          <w:tcPr>
+            <w:tcW w:w="0" w:type="auto"/>
+            <w:hideMark/>
+          </w:tcPr>
+          <w:p>
+            <w:pPr>
+              <w:spacing w:after="160" w:line="278" w:lineRule="auto"/>
+              <w:cnfStyle w:val="000000100000" w:firstRow="0" w:lastRow="0" w:firstColumn="0" w:lastColumn="0" w:oddVBand="0" w:evenVBand="0" w:oddHBand="1" w:evenHBand="0" w:firstRowFirstColumn="0" w:firstRowLastColumn="0" w:lastRowFirstColumn="0" w:lastRowLastColumn="0"/>
+              <w:rPr>
+                <w:b/>
+                <w:bCs/>
+              </w:rPr>
+            </w:pPr>
+            <w:r>
+              <w:rPr>
+                <w:b/>
+                <w:bCs/>
+              </w:rPr>
+              <w:t>None</w:t>
+            </w:r>
+          </w:p>
+        </w:tc>
+      </w:tr>
+      <w:tr>
+        <w:tc>
+          <w:tcPr>
+            <w:cnfStyle w:val="001000000000" w:firstRow="0" w:lastRow="0" w:firstColumn="1" w:lastColumn="0" w:oddVBand="0" w:evenVBand="0" w:oddHBand="0" w:evenHBand="0" w:firstRowFirstColumn="0" w:firstRowLastColumn="0" w:lastRowFirstColumn="0" w:lastRowLastColumn="0"/>
+            <w:tcW w:w="0" w:type="auto"/>
+            <w:hideMark/>
+          </w:tcPr>
+          <w:p>
+            <w:pPr>
+              <w:spacing w:after="160" w:line="278" w:lineRule="auto"/>
+            </w:pPr>
+            <w:r>
+              <w:t>Actors</w:t>
+            </w:r>
+          </w:p>
+        </w:tc>
+        <w:tc>
+          <w:tcPr>
+            <w:tcW w:w="0" w:type="auto"/>
+            <w:hideMark/>
+          </w:tcPr>
+          <w:p>
+            <w:pPr>
+              <w:spacing w:after="160" w:line="278" w:lineRule="auto"/>
+              <w:cnfStyle w:val="000000000000" w:firstRow="0" w:lastRow="0" w:firstColumn="0" w:lastColumn="0" w:oddVBand="0" w:evenVBand="0" w:oddHBand="0" w:evenHBand="0" w:firstRowFirstColumn="0" w:firstRowLastColumn="0" w:lastRowFirstColumn="0" w:lastRowLastColumn="0"/>
+              <w:rPr>
+                <w:b/>
+                <w:bCs/>
+              </w:rPr>
+            </w:pPr>
+            <w:r>
+              <w:rPr>
+                <w:b/>
+                <w:bCs/>
+              </w:rPr>
+              <w:t>Primary: Admin. Secondary: Verification Service, Document Storage Service.</w:t>
+            </w:r>
+          </w:p>
+        </w:tc>
+      </w:tr>
+      <w:tr>
+        <w:trPr>
+          <w:cnfStyle w:val="000000100000" w:firstRow="0" w:lastRow="0" w:firstColumn="0" w:lastColumn="0" w:oddVBand="0" w:evenVBand="0" w:oddHBand="1" w:evenHBand="0" w:firstRowFirstColumn="0" w:firstRowLastColumn="0" w:lastRowFirstColumn="0" w:lastRowLastColumn="0"/>
+        </w:trPr>
+        <w:tc>
+          <w:tcPr>
+            <w:cnfStyle w:val="001000000000" w:firstRow="0" w:lastRow="0" w:firstColumn="1" w:lastColumn="0" w:oddVBand="0" w:evenVBand="0" w:oddHBand="0" w:evenHBand="0" w:firstRowFirstColumn="0" w:firstRowLastColumn="0" w:lastRowFirstColumn="0" w:lastRowLastColumn="0"/>
+            <w:tcW w:w="0" w:type="auto"/>
+            <w:hideMark/>
+          </w:tcPr>
+          <w:p>
+            <w:pPr>
+              <w:spacing w:after="160" w:line="278" w:lineRule="auto"/>
+            </w:pPr>
+            <w:r>
+              <w:t>Preconditions</w:t>
+            </w:r>
+          </w:p>
+        </w:tc>
+        <w:tc>
+          <w:tcPr>
+            <w:tcW w:w="0" w:type="auto"/>
+            <w:hideMark/>
+          </w:tcPr>
+          <w:p>
+            <w:pPr>
+              <w:spacing w:after="160" w:line="278" w:lineRule="auto"/>
+              <w:cnfStyle w:val="000000100000" w:firstRow="0" w:lastRow="0" w:firstColumn="0" w:lastColumn="0" w:oddVBand="0" w:evenVBand="0" w:oddHBand="1" w:evenHBand="0" w:firstRowFirstColumn="0" w:firstRowLastColumn="0" w:lastRowFirstColumn="0" w:lastRowLastColumn="0"/>
+              <w:rPr>
+                <w:b/>
+                <w:bCs/>
+              </w:rPr>
+            </w:pPr>
+            <w:r>
+              <w:rPr>
+                <w:b/>
+                <w:bCs/>
+              </w:rPr>
+              <w:t>Host has submitted required verification documents.</w:t>
+            </w:r>
+          </w:p>
+        </w:tc>
+      </w:tr>
+      <w:tr>
+        <w:tc>
+          <w:tcPr>
+            <w:cnfStyle w:val="001000000000" w:firstRow="0" w:lastRow="0" w:firstColumn="1" w:lastColumn="0" w:oddVBand="0" w:evenVBand="0" w:oddHBand="0" w:evenHBand="0" w:firstRowFirstColumn="0" w:firstRowLastColumn="0" w:lastRowFirstColumn="0" w:lastRowLastColumn="0"/>
+            <w:tcW w:w="0" w:type="auto"/>
+            <w:hideMark/>
+          </w:tcPr>
+          <w:p>
+            <w:pPr>
+              <w:spacing w:after="160" w:line="278" w:lineRule="auto"/>
+            </w:pPr>
+            <w:r>
+              <w:t>Description of the Main Sequence</w:t>
+            </w:r>
+          </w:p>
+        </w:tc>
+        <w:tc>
+          <w:tcPr>
+            <w:tcW w:w="0" w:type="auto"/>
+            <w:hideMark/>
+          </w:tcPr>
+          <w:p>
+            <w:pPr>
+              <w:spacing w:after="160" w:line="278" w:lineRule="auto"/>
+              <w:cnfStyle w:val="000000000000" w:firstRow="0" w:lastRow="0" w:firstColumn="0" w:lastColumn="0" w:oddVBand="0" w:evenVBand="0" w:oddHBand="0" w:evenHBand="0" w:firstRowFirstColumn="0" w:firstRowLastColumn="0" w:lastRowFirstColumn="0" w:lastRowLastColumn="0"/>
+              <w:rPr>
+                <w:b/>
+                <w:bCs/>
+              </w:rPr>
+            </w:pPr>
+            <w:r>
+              <w:rPr>
+                <w:b/>
+                <w:bCs/>
+              </w:rPr>
+              <w:t>1. Admin opens document verification record.</w:t>
+            </w:r>
+            <w:r>
+              <w:rPr>
+                <w:b/>
+                <w:bCs/>
+              </w:rPr>
+              <w:br/>
+              <w:t>2. System displays identity and compliance documents.</w:t>
+            </w:r>
+            <w:r>
+              <w:rPr>
+                <w:b/>
+                <w:bCs/>
+              </w:rPr>
+              <w:br/>
+              <w:t>3. Admin validates completeness and authenticity.</w:t>
+            </w:r>
+            <w:r>
+              <w:rPr>
+                <w:b/>
+                <w:bCs/>
+              </w:rPr>
+              <w:br/>
+              <w:t>4. Admin records verification result.</w:t>
+            </w:r>
+          </w:p>
+        </w:tc>
+      </w:tr>
+      <w:tr>
+        <w:trPr>
+          <w:cnfStyle w:val="000000100000" w:firstRow="0" w:lastRow="0" w:firstColumn="0" w:lastColumn="0" w:oddVBand="0" w:evenVBand="0" w:oddHBand="1" w:evenHBand="0" w:firstRowFirstColumn="0" w:firstRowLastColumn="0" w:lastRowFirstColumn="0" w:lastRowLastColumn="0"/>
+        </w:trPr>
+        <w:tc>
+          <w:tcPr>
+            <w:cnfStyle w:val="001000000000" w:firstRow="0" w:lastRow="0" w:firstColumn="1" w:lastColumn="0" w:oddVBand="0" w:evenVBand="0" w:oddHBand="0" w:evenHBand="0" w:firstRowFirstColumn="0" w:firstRowLastColumn="0" w:lastRowFirstColumn="0" w:lastRowLastColumn="0"/>
+            <w:tcW w:w="0" w:type="auto"/>
+            <w:hideMark/>
+          </w:tcPr>
+          <w:p>
+            <w:pPr>
+              <w:spacing w:after="160" w:line="278" w:lineRule="auto"/>
+            </w:pPr>
+            <w:r>
+              <w:t>Description of the Alternative Sequence</w:t>
+            </w:r>
+          </w:p>
+        </w:tc>
+        <w:tc>
+          <w:tcPr>
+            <w:tcW w:w="0" w:type="auto"/>
+            <w:hideMark/>
+          </w:tcPr>
+          <w:p>
+            <w:pPr>
+              <w:spacing w:after="160" w:line="278" w:lineRule="auto"/>
+              <w:cnfStyle w:val="000000100000" w:firstRow="0" w:lastRow="0" w:firstColumn="0" w:lastColumn="0" w:oddVBand="0" w:evenVBand="0" w:oddHBand="1" w:evenHBand="0" w:firstRowFirstColumn="0" w:firstRowLastColumn="0" w:lastRowFirstColumn="0" w:lastRowLastColumn="0"/>
+              <w:rPr>
+                <w:b/>
+                <w:bCs/>
+              </w:rPr>
+            </w:pPr>
+            <w:r>
+              <w:rPr>
+                <w:b/>
+                <w:bCs/>
+              </w:rPr>
+              <w:t>A1. If documents are incomplete, system marks pending status and requests resubmission.</w:t>
+            </w:r>
+            <w:r>
+              <w:rPr>
+                <w:b/>
+                <w:bCs/>
+              </w:rPr>
+              <w:br/>
+              <w:t>A2. If fraud indicators are detected, system triggers escalation flow.</w:t>
+            </w:r>
+          </w:p>
+        </w:tc>
+      </w:tr>
+      <w:tr>
+        <w:tc>
+          <w:tcPr>
+            <w:cnfStyle w:val="001000000000" w:firstRow="0" w:lastRow="0" w:firstColumn="1" w:lastColumn="0" w:oddVBand="0" w:evenVBand="0" w:oddHBand="0" w:evenHBand="0" w:firstRowFirstColumn="0" w:firstRowLastColumn="0" w:lastRowFirstColumn="0" w:lastRowLastColumn="0"/>
+            <w:tcW w:w="0" w:type="auto"/>
+            <w:hideMark/>
+          </w:tcPr>
+          <w:p>
+            <w:pPr>
+              <w:spacing w:after="160" w:line="278" w:lineRule="auto"/>
+            </w:pPr>
+            <w:proofErr w:type="spellStart"/>
+            <w:r>
+              <w:t>Non functional</w:t>
+            </w:r>
+            <w:proofErr w:type="spellEnd"/>
+            <w:r>
+              <w:t xml:space="preserve"> requirements</w:t>
+            </w:r>
+          </w:p>
+        </w:tc>
+        <w:tc>
+          <w:tcPr>
+            <w:tcW w:w="0" w:type="auto"/>
+            <w:hideMark/>
+          </w:tcPr>
+          <w:p>
+            <w:pPr>
+              <w:spacing w:after="160" w:line="278" w:lineRule="auto"/>
+              <w:cnfStyle w:val="000000000000" w:firstRow="0" w:lastRow="0" w:firstColumn="0" w:lastColumn="0" w:oddVBand="0" w:evenVBand="0" w:oddHBand="0" w:evenHBand="0" w:firstRowFirstColumn="0" w:firstRowLastColumn="0" w:lastRowFirstColumn="0" w:lastRowLastColumn="0"/>
+              <w:rPr>
+                <w:b/>
+                <w:bCs/>
+              </w:rPr>
+            </w:pPr>
+            <w:r>
+              <w:rPr>
+                <w:b/>
+                <w:bCs/>
+              </w:rPr>
+              <w:t>Document data must be encrypted and access-restricted by role.</w:t>
+            </w:r>
+          </w:p>
+        </w:tc>
+      </w:tr>
+      <w:tr>
+        <w:trPr>
+          <w:cnfStyle w:val="000000100000" w:firstRow="0" w:lastRow="0" w:firstColumn="0" w:lastColumn="0" w:oddVBand="0" w:evenVBand="0" w:oddHBand="1" w:evenHBand="0" w:firstRowFirstColumn="0" w:firstRowLastColumn="0" w:lastRowFirstColumn="0" w:lastRowLastColumn="0"/>
+        </w:trPr>
+        <w:tc>
+          <w:tcPr>
+            <w:cnfStyle w:val="001000000000" w:firstRow="0" w:lastRow="0" w:firstColumn="1" w:lastColumn="0" w:oddVBand="0" w:evenVBand="0" w:oddHBand="0" w:evenHBand="0" w:firstRowFirstColumn="0" w:firstRowLastColumn="0" w:lastRowFirstColumn="0" w:lastRowLastColumn="0"/>
+            <w:tcW w:w="0" w:type="auto"/>
+            <w:hideMark/>
+          </w:tcPr>
+          <w:p>
+            <w:pPr>
+              <w:spacing w:after="160" w:line="278" w:lineRule="auto"/>
+            </w:pPr>
+            <w:r>
+              <w:t>Postconditions</w:t>
+            </w:r>
+          </w:p>
+        </w:tc>
+        <w:tc>
+          <w:tcPr>
+            <w:tcW w:w="0" w:type="auto"/>
+            <w:hideMark/>
+          </w:tcPr>
+          <w:p>
+            <w:pPr>
+              <w:spacing w:after="160" w:line="278" w:lineRule="auto"/>
+              <w:cnfStyle w:val="000000100000" w:firstRow="0" w:lastRow="0" w:firstColumn="0" w:lastColumn="0" w:oddVBand="0" w:evenVBand="0" w:oddHBand="1" w:evenHBand="0" w:firstRowFirstColumn="0" w:firstRowLastColumn="0" w:lastRowFirstColumn="0" w:lastRowLastColumn="0"/>
+              <w:rPr>
+                <w:b/>
+                <w:bCs/>
+              </w:rPr>
+            </w:pPr>
+            <w:r>
+              <w:rPr>
+                <w:b/>
+                <w:bCs/>
+              </w:rPr>
+              <w:t>Verification document review result is stored for badge decision.</w:t>
+            </w:r>
+          </w:p>
+        </w:tc>
+      </w:tr>
+    </w:tbl>
+    <w:p>
+      <w:pPr>
+        <w:rPr>
+          <w:b/>
+          <w:bCs/>
+        </w:rPr>
+      </w:pPr>
+    </w:p>
+    <w:p>
+      <w:pPr>
+        <w:rPr>
+          <w:b/>
+          <w:bCs/>
+        </w:rPr>
+      </w:pPr>
+      <w:r>
+        <w:rPr>
+          <w:b/>
+          <w:bCs/>
+        </w:rPr>
+        <w:br w:type="page"/>
+      </w:r>
+    </w:p>
+    <w:p>
+      <w:pPr>
+        <w:rPr>
+          <w:b/>
+          <w:bCs/>
+        </w:rPr>
+      </w:pPr>
+      <w:r>
+        <w:rPr>
+          <w:b/>
+          <w:bCs/>
+        </w:rPr>
+        <w:lastRenderedPageBreak/>
+        <w:t>UC-ADM-09: Access Host-Goer Chat Logs</w:t>
+      </w:r>
+    </w:p>
+    <w:tbl>
+      <w:tblPr>
+        <w:tblStyle w:val="GridTable4-Accent1"/>
+        <w:tblW w:w="0" w:type="auto"/>
+        <w:tblLook w:val="04A0" w:firstRow="1" w:lastRow="0" w:firstColumn="1" w:lastColumn="0" w:noHBand="0" w:noVBand="1"/>
+      </w:tblPr>
+      <w:tblGrid>
+        <w:gridCol w:w="3240"/>
+        <w:gridCol w:w="6110"/>
+      </w:tblGrid>
+      <w:tr>
+        <w:trPr>
+          <w:cnfStyle w:val="100000000000" w:firstRow="1" w:lastRow="0" w:firstColumn="0" w:lastColumn="0" w:oddVBand="0" w:evenVBand="0" w:oddHBand="0" w:evenHBand="0" w:firstRowFirstColumn="0" w:firstRowLastColumn="0" w:lastRowFirstColumn="0" w:lastRowLastColumn="0"/>
+        </w:trPr>
+        <w:tc>
+          <w:tcPr>
+            <w:cnfStyle w:val="001000000000" w:firstRow="0" w:lastRow="0" w:firstColumn="1" w:lastColumn="0" w:oddVBand="0" w:evenVBand="0" w:oddHBand="0" w:evenHBand="0" w:firstRowFirstColumn="0" w:firstRowLastColumn="0" w:lastRowFirstColumn="0" w:lastRowLastColumn="0"/>
+            <w:tcW w:w="0" w:type="auto"/>
+            <w:hideMark/>
+          </w:tcPr>
+          <w:p>
+            <w:pPr>
+              <w:spacing w:after="160" w:line="278" w:lineRule="auto"/>
+            </w:pPr>
+            <w:r>
+              <w:t>Section</w:t>
+            </w:r>
+          </w:p>
+        </w:tc>
+        <w:tc>
+          <w:tcPr>
+            <w:tcW w:w="0" w:type="auto"/>
+            <w:hideMark/>
+          </w:tcPr>
+          <w:p>
+            <w:pPr>
+              <w:spacing w:after="160" w:line="278" w:lineRule="auto"/>
+              <w:cnfStyle w:val="100000000000" w:firstRow="1" w:lastRow="0" w:firstColumn="0" w:lastColumn="0" w:oddVBand="0" w:evenVBand="0" w:oddHBand="0" w:evenHBand="0" w:firstRowFirstColumn="0" w:firstRowLastColumn="0" w:lastRowFirstColumn="0" w:lastRowLastColumn="0"/>
+            </w:pPr>
+            <w:r>
+              <w:t>Details</w:t>
+            </w:r>
+          </w:p>
+        </w:tc>
+      </w:tr>
+      <w:tr>
+        <w:trPr>
+          <w:cnfStyle w:val="000000100000" w:firstRow="0" w:lastRow="0" w:firstColumn="0" w:lastColumn="0" w:oddVBand="0" w:evenVBand="0" w:oddHBand="1" w:evenHBand="0" w:firstRowFirstColumn="0" w:firstRowLastColumn="0" w:lastRowFirstColumn="0" w:lastRowLastColumn="0"/>
+        </w:trPr>
+        <w:tc>
+          <w:tcPr>
+            <w:cnfStyle w:val="001000000000" w:firstRow="0" w:lastRow="0" w:firstColumn="1" w:lastColumn="0" w:oddVBand="0" w:evenVBand="0" w:oddHBand="0" w:evenHBand="0" w:firstRowFirstColumn="0" w:firstRowLastColumn="0" w:lastRowFirstColumn="0" w:lastRowLastColumn="0"/>
+            <w:tcW w:w="0" w:type="auto"/>
+            <w:hideMark/>
+          </w:tcPr>
+          <w:p>
+            <w:pPr>
+              <w:spacing w:after="160" w:line="278" w:lineRule="auto"/>
+            </w:pPr>
+            <w:r>
+              <w:t>UC Name</w:t>
+            </w:r>
+          </w:p>
+        </w:tc>
+        <w:tc>
+          <w:tcPr>
+            <w:tcW w:w="0" w:type="auto"/>
+            <w:hideMark/>
+          </w:tcPr>
+          <w:p>
+            <w:pPr>
+              <w:spacing w:after="160" w:line="278" w:lineRule="auto"/>
+              <w:cnfStyle w:val="000000100000" w:firstRow="0" w:lastRow="0" w:firstColumn="0" w:lastColumn="0" w:oddVBand="0" w:evenVBand="0" w:oddHBand="1" w:evenHBand="0" w:firstRowFirstColumn="0" w:firstRowLastColumn="0" w:lastRowFirstColumn="0" w:lastRowLastColumn="0"/>
+              <w:rPr>
+                <w:b/>
+                <w:bCs/>
+              </w:rPr>
+            </w:pPr>
+            <w:r>
+              <w:rPr>
+                <w:b/>
+                <w:bCs/>
+              </w:rPr>
+              <w:t>UC-ADM-09 Access Host-Goer Chat Logs</w:t>
+            </w:r>
+          </w:p>
+        </w:tc>
+      </w:tr>
+      <w:tr>
+        <w:tc>
+          <w:tcPr>
+            <w:cnfStyle w:val="001000000000" w:firstRow="0" w:lastRow="0" w:firstColumn="1" w:lastColumn="0" w:oddVBand="0" w:evenVBand="0" w:oddHBand="0" w:evenHBand="0" w:firstRowFirstColumn="0" w:firstRowLastColumn="0" w:lastRowFirstColumn="0" w:lastRowLastColumn="0"/>
+            <w:tcW w:w="0" w:type="auto"/>
+            <w:hideMark/>
+          </w:tcPr>
+          <w:p>
+            <w:pPr>
+              <w:spacing w:after="160" w:line="278" w:lineRule="auto"/>
+            </w:pPr>
+            <w:r>
+              <w:t>Summary</w:t>
+            </w:r>
+          </w:p>
+        </w:tc>
+        <w:tc>
+          <w:tcPr>
+            <w:tcW w:w="0" w:type="auto"/>
+            <w:hideMark/>
+          </w:tcPr>
+          <w:p>
+            <w:pPr>
+              <w:spacing w:after="160" w:line="278" w:lineRule="auto"/>
+              <w:cnfStyle w:val="000000000000" w:firstRow="0" w:lastRow="0" w:firstColumn="0" w:lastColumn="0" w:oddVBand="0" w:evenVBand="0" w:oddHBand="0" w:evenHBand="0" w:firstRowFirstColumn="0" w:firstRowLastColumn="0" w:lastRowFirstColumn="0" w:lastRowLastColumn="0"/>
+              <w:rPr>
+                <w:b/>
+                <w:bCs/>
+              </w:rPr>
+            </w:pPr>
+            <w:r>
+              <w:rPr>
+                <w:b/>
+                <w:bCs/>
+              </w:rPr>
+              <w:t>An admin retrieves host-goer chat records for dispute evidence.</w:t>
+            </w:r>
+          </w:p>
+        </w:tc>
+      </w:tr>
+      <w:tr>
+        <w:trPr>
+          <w:cnfStyle w:val="000000100000" w:firstRow="0" w:lastRow="0" w:firstColumn="0" w:lastColumn="0" w:oddVBand="0" w:evenVBand="0" w:oddHBand="1" w:evenHBand="0" w:firstRowFirstColumn="0" w:firstRowLastColumn="0" w:lastRowFirstColumn="0" w:lastRowLastColumn="0"/>
+        </w:trPr>
+        <w:tc>
+          <w:tcPr>
+            <w:cnfStyle w:val="001000000000" w:firstRow="0" w:lastRow="0" w:firstColumn="1" w:lastColumn="0" w:oddVBand="0" w:evenVBand="0" w:oddHBand="0" w:evenHBand="0" w:firstRowFirstColumn="0" w:firstRowLastColumn="0" w:lastRowFirstColumn="0" w:lastRowLastColumn="0"/>
+            <w:tcW w:w="0" w:type="auto"/>
+            <w:hideMark/>
+          </w:tcPr>
+          <w:p>
+            <w:pPr>
+              <w:spacing w:after="160" w:line="278" w:lineRule="auto"/>
+            </w:pPr>
+            <w:r>
+              <w:t>Dependency</w:t>
+            </w:r>
+          </w:p>
+        </w:tc>
+        <w:tc>
+          <w:tcPr>
+            <w:tcW w:w="0" w:type="auto"/>
+            <w:hideMark/>
+          </w:tcPr>
+          <w:p>
+            <w:pPr>
+              <w:spacing w:after="160" w:line="278" w:lineRule="auto"/>
+              <w:cnfStyle w:val="000000100000" w:firstRow="0" w:lastRow="0" w:firstColumn="0" w:lastColumn="0" w:oddVBand="0" w:evenVBand="0" w:oddHBand="1" w:evenHBand="0" w:firstRowFirstColumn="0" w:firstRowLastColumn="0" w:lastRowFirstColumn="0" w:lastRowLastColumn="0"/>
+              <w:rPr>
+                <w:b/>
+                <w:bCs/>
+              </w:rPr>
+            </w:pPr>
+            <w:r>
+              <w:rPr>
+                <w:b/>
+                <w:bCs/>
+              </w:rPr>
+              <w:t>None</w:t>
+            </w:r>
+          </w:p>
+        </w:tc>
+      </w:tr>
+      <w:tr>
+        <w:tc>
+          <w:tcPr>
+            <w:cnfStyle w:val="001000000000" w:firstRow="0" w:lastRow="0" w:firstColumn="1" w:lastColumn="0" w:oddVBand="0" w:evenVBand="0" w:oddHBand="0" w:evenHBand="0" w:firstRowFirstColumn="0" w:firstRowLastColumn="0" w:lastRowFirstColumn="0" w:lastRowLastColumn="0"/>
+            <w:tcW w:w="0" w:type="auto"/>
+            <w:hideMark/>
+          </w:tcPr>
+          <w:p>
+            <w:pPr>
+              <w:spacing w:after="160" w:line="278" w:lineRule="auto"/>
+            </w:pPr>
+            <w:r>
+              <w:t>Actors</w:t>
+            </w:r>
+          </w:p>
+        </w:tc>
+        <w:tc>
+          <w:tcPr>
+            <w:tcW w:w="0" w:type="auto"/>
+            <w:hideMark/>
+          </w:tcPr>
+          <w:p>
+            <w:pPr>
+              <w:spacing w:after="160" w:line="278" w:lineRule="auto"/>
+              <w:cnfStyle w:val="000000000000" w:firstRow="0" w:lastRow="0" w:firstColumn="0" w:lastColumn="0" w:oddVBand="0" w:evenVBand="0" w:oddHBand="0" w:evenHBand="0" w:firstRowFirstColumn="0" w:firstRowLastColumn="0" w:lastRowFirstColumn="0" w:lastRowLastColumn="0"/>
+              <w:rPr>
+                <w:b/>
+                <w:bCs/>
+              </w:rPr>
+            </w:pPr>
+            <w:r>
+              <w:rPr>
+                <w:b/>
+                <w:bCs/>
+              </w:rPr>
+              <w:t>Primary: Admin. Secondary: Chat Log Service.</w:t>
+            </w:r>
+          </w:p>
+        </w:tc>
+      </w:tr>
+      <w:tr>
+        <w:trPr>
+          <w:cnfStyle w:val="000000100000" w:firstRow="0" w:lastRow="0" w:firstColumn="0" w:lastColumn="0" w:oddVBand="0" w:evenVBand="0" w:oddHBand="1" w:evenHBand="0" w:firstRowFirstColumn="0" w:firstRowLastColumn="0" w:lastRowFirstColumn="0" w:lastRowLastColumn="0"/>
+        </w:trPr>
+        <w:tc>
+          <w:tcPr>
+            <w:cnfStyle w:val="001000000000" w:firstRow="0" w:lastRow="0" w:firstColumn="1" w:lastColumn="0" w:oddVBand="0" w:evenVBand="0" w:oddHBand="0" w:evenHBand="0" w:firstRowFirstColumn="0" w:firstRowLastColumn="0" w:lastRowFirstColumn="0" w:lastRowLastColumn="0"/>
+            <w:tcW w:w="0" w:type="auto"/>
+            <w:hideMark/>
+          </w:tcPr>
+          <w:p>
+            <w:pPr>
+              <w:spacing w:after="160" w:line="278" w:lineRule="auto"/>
+            </w:pPr>
+            <w:r>
+              <w:t>Preconditions</w:t>
+            </w:r>
+          </w:p>
+        </w:tc>
+        <w:tc>
+          <w:tcPr>
+            <w:tcW w:w="0" w:type="auto"/>
+            <w:hideMark/>
+          </w:tcPr>
+          <w:p>
+            <w:pPr>
+              <w:spacing w:after="160" w:line="278" w:lineRule="auto"/>
+              <w:cnfStyle w:val="000000100000" w:firstRow="0" w:lastRow="0" w:firstColumn="0" w:lastColumn="0" w:oddVBand="0" w:evenVBand="0" w:oddHBand="1" w:evenHBand="0" w:firstRowFirstColumn="0" w:firstRowLastColumn="0" w:lastRowFirstColumn="0" w:lastRowLastColumn="0"/>
+              <w:rPr>
+                <w:b/>
+                <w:bCs/>
+              </w:rPr>
+            </w:pPr>
+            <w:r>
+              <w:rPr>
+                <w:b/>
+                <w:bCs/>
+              </w:rPr>
+              <w:t>A valid dispute or review context exists with authorized access scope.</w:t>
+            </w:r>
+          </w:p>
+        </w:tc>
+      </w:tr>
+      <w:tr>
+        <w:tc>
+          <w:tcPr>
+            <w:cnfStyle w:val="001000000000" w:firstRow="0" w:lastRow="0" w:firstColumn="1" w:lastColumn="0" w:oddVBand="0" w:evenVBand="0" w:oddHBand="0" w:evenHBand="0" w:firstRowFirstColumn="0" w:firstRowLastColumn="0" w:lastRowFirstColumn="0" w:lastRowLastColumn="0"/>
+            <w:tcW w:w="0" w:type="auto"/>
+            <w:hideMark/>
+          </w:tcPr>
+          <w:p>
+            <w:pPr>
+              <w:spacing w:after="160" w:line="278" w:lineRule="auto"/>
+            </w:pPr>
+            <w:r>
+              <w:t>Description of the Main Sequence</w:t>
+            </w:r>
+          </w:p>
+        </w:tc>
+        <w:tc>
+          <w:tcPr>
+            <w:tcW w:w="0" w:type="auto"/>
+            <w:hideMark/>
+          </w:tcPr>
+          <w:p>
+            <w:pPr>
+              <w:spacing w:after="160" w:line="278" w:lineRule="auto"/>
+              <w:cnfStyle w:val="000000000000" w:firstRow="0" w:lastRow="0" w:firstColumn="0" w:lastColumn="0" w:oddVBand="0" w:evenVBand="0" w:oddHBand="0" w:evenHBand="0" w:firstRowFirstColumn="0" w:firstRowLastColumn="0" w:lastRowFirstColumn="0" w:lastRowLastColumn="0"/>
+              <w:rPr>
+                <w:b/>
+                <w:bCs/>
+              </w:rPr>
+            </w:pPr>
+            <w:r>
+              <w:rPr>
+                <w:b/>
+                <w:bCs/>
+              </w:rPr>
+              <w:t>1. Admin requests chat transcript for a dispute case.</w:t>
+            </w:r>
+            <w:r>
+              <w:rPr>
+                <w:b/>
+                <w:bCs/>
+              </w:rPr>
+              <w:br/>
+              <w:t>2. System validates admin permission and case linkage.</w:t>
+            </w:r>
+            <w:r>
+              <w:rPr>
+                <w:b/>
+                <w:bCs/>
+              </w:rPr>
+              <w:br/>
+              <w:t>3. System retrieves conversation history and timestamps.</w:t>
+            </w:r>
+            <w:r>
+              <w:rPr>
+                <w:b/>
+                <w:bCs/>
+              </w:rPr>
+              <w:br/>
+              <w:t>4. Admin reviews extracted evidence.</w:t>
+            </w:r>
+          </w:p>
+        </w:tc>
+      </w:tr>
+      <w:tr>
+        <w:trPr>
+          <w:cnfStyle w:val="000000100000" w:firstRow="0" w:lastRow="0" w:firstColumn="0" w:lastColumn="0" w:oddVBand="0" w:evenVBand="0" w:oddHBand="1" w:evenHBand="0" w:firstRowFirstColumn="0" w:firstRowLastColumn="0" w:lastRowFirstColumn="0" w:lastRowLastColumn="0"/>
+        </w:trPr>
+        <w:tc>
+          <w:tcPr>
+            <w:cnfStyle w:val="001000000000" w:firstRow="0" w:lastRow="0" w:firstColumn="1" w:lastColumn="0" w:oddVBand="0" w:evenVBand="0" w:oddHBand="0" w:evenHBand="0" w:firstRowFirstColumn="0" w:firstRowLastColumn="0" w:lastRowFirstColumn="0" w:lastRowLastColumn="0"/>
+            <w:tcW w:w="0" w:type="auto"/>
+            <w:hideMark/>
+          </w:tcPr>
+          <w:p>
+            <w:pPr>
+              <w:spacing w:after="160" w:line="278" w:lineRule="auto"/>
+            </w:pPr>
+            <w:r>
+              <w:t>Description of the Alternative Sequence</w:t>
+            </w:r>
+          </w:p>
+        </w:tc>
+        <w:tc>
+          <w:tcPr>
+            <w:tcW w:w="0" w:type="auto"/>
+            <w:hideMark/>
+          </w:tcPr>
+          <w:p>
+            <w:pPr>
+              <w:spacing w:after="160" w:line="278" w:lineRule="auto"/>
+              <w:cnfStyle w:val="000000100000" w:firstRow="0" w:lastRow="0" w:firstColumn="0" w:lastColumn="0" w:oddVBand="0" w:evenVBand="0" w:oddHBand="1" w:evenHBand="0" w:firstRowFirstColumn="0" w:firstRowLastColumn="0" w:lastRowFirstColumn="0" w:lastRowLastColumn="0"/>
+              <w:rPr>
+                <w:b/>
+                <w:bCs/>
+              </w:rPr>
+            </w:pPr>
+            <w:r>
+              <w:rPr>
+                <w:b/>
+                <w:bCs/>
+              </w:rPr>
+              <w:t>A1. If logs are partially unavailable, system returns available subset and status warning.</w:t>
+            </w:r>
+            <w:r>
+              <w:rPr>
+                <w:b/>
+                <w:bCs/>
+              </w:rPr>
+              <w:br/>
+              <w:t>A2. If permission scope is invalid, system denies access and logs attempt.</w:t>
+            </w:r>
+          </w:p>
+        </w:tc>
+      </w:tr>
+      <w:tr>
+        <w:tc>
+          <w:tcPr>
+            <w:cnfStyle w:val="001000000000" w:firstRow="0" w:lastRow="0" w:firstColumn="1" w:lastColumn="0" w:oddVBand="0" w:evenVBand="0" w:oddHBand="0" w:evenHBand="0" w:firstRowFirstColumn="0" w:firstRowLastColumn="0" w:lastRowFirstColumn="0" w:lastRowLastColumn="0"/>
+            <w:tcW w:w="0" w:type="auto"/>
+            <w:hideMark/>
+          </w:tcPr>
+          <w:p>
+            <w:pPr>
+              <w:spacing w:after="160" w:line="278" w:lineRule="auto"/>
+            </w:pPr>
+            <w:proofErr w:type="spellStart"/>
+            <w:r>
+              <w:t>Non functional</w:t>
+            </w:r>
+            <w:proofErr w:type="spellEnd"/>
+            <w:r>
+              <w:t xml:space="preserve"> requirements</w:t>
+            </w:r>
+          </w:p>
+        </w:tc>
+        <w:tc>
+          <w:tcPr>
+            <w:tcW w:w="0" w:type="auto"/>
+            <w:hideMark/>
+          </w:tcPr>
+          <w:p>
+            <w:pPr>
+              <w:spacing w:after="160" w:line="278" w:lineRule="auto"/>
+              <w:cnfStyle w:val="000000000000" w:firstRow="0" w:lastRow="0" w:firstColumn="0" w:lastColumn="0" w:oddVBand="0" w:evenVBand="0" w:oddHBand="0" w:evenHBand="0" w:firstRowFirstColumn="0" w:firstRowLastColumn="0" w:lastRowFirstColumn="0" w:lastRowLastColumn="0"/>
+              <w:rPr>
+                <w:b/>
+                <w:bCs/>
+              </w:rPr>
+            </w:pPr>
+            <w:r>
+              <w:rPr>
+                <w:b/>
+                <w:bCs/>
+              </w:rPr>
+              <w:t>Chat evidence access must be audited and encrypted end-to-end.</w:t>
+            </w:r>
+          </w:p>
+        </w:tc>
+      </w:tr>
+      <w:tr>
+        <w:trPr>
+          <w:cnfStyle w:val="000000100000" w:firstRow="0" w:lastRow="0" w:firstColumn="0" w:lastColumn="0" w:oddVBand="0" w:evenVBand="0" w:oddHBand="1" w:evenHBand="0" w:firstRowFirstColumn="0" w:firstRowLastColumn="0" w:lastRowFirstColumn="0" w:lastRowLastColumn="0"/>
+        </w:trPr>
+        <w:tc>
+          <w:tcPr>
+            <w:cnfStyle w:val="001000000000" w:firstRow="0" w:lastRow="0" w:firstColumn="1" w:lastColumn="0" w:oddVBand="0" w:evenVBand="0" w:oddHBand="0" w:evenHBand="0" w:firstRowFirstColumn="0" w:firstRowLastColumn="0" w:lastRowFirstColumn="0" w:lastRowLastColumn="0"/>
+            <w:tcW w:w="0" w:type="auto"/>
+            <w:hideMark/>
+          </w:tcPr>
+          <w:p>
+            <w:pPr>
+              <w:spacing w:after="160" w:line="278" w:lineRule="auto"/>
+            </w:pPr>
+            <w:r>
+              <w:t>Postconditions</w:t>
+            </w:r>
+          </w:p>
+        </w:tc>
+        <w:tc>
+          <w:tcPr>
+            <w:tcW w:w="0" w:type="auto"/>
+            <w:hideMark/>
+          </w:tcPr>
+          <w:p>
+            <w:pPr>
+              <w:spacing w:after="160" w:line="278" w:lineRule="auto"/>
+              <w:cnfStyle w:val="000000100000" w:firstRow="0" w:lastRow="0" w:firstColumn="0" w:lastColumn="0" w:oddVBand="0" w:evenVBand="0" w:oddHBand="1" w:evenHBand="0" w:firstRowFirstColumn="0" w:firstRowLastColumn="0" w:lastRowFirstColumn="0" w:lastRowLastColumn="0"/>
+              <w:rPr>
+                <w:b/>
+                <w:bCs/>
+              </w:rPr>
+            </w:pPr>
+            <w:r>
+              <w:rPr>
+                <w:b/>
+                <w:bCs/>
+              </w:rPr>
+              <w:t>Admin has verified conversation evidence for dispute handling.</w:t>
+            </w:r>
+          </w:p>
+        </w:tc>
+      </w:tr>
+    </w:tbl>
+    <w:p>
+      <w:pPr>
+        <w:rPr>
+          <w:b/>
+          <w:bCs/>
+        </w:rPr>
+      </w:pPr>
+    </w:p>
+    <w:p>
+      <w:pPr>
+        <w:rPr>
+          <w:b/>
+          <w:bCs/>
+        </w:rPr>
+      </w:pPr>
+      <w:r>
+        <w:rPr>
+          <w:b/>
+          <w:bCs/>
+        </w:rPr>
+        <w:br w:type="page"/>
+      </w:r>
+    </w:p>
+    <w:p>
+      <w:pPr>
+        <w:rPr>
+          <w:b/>
+          <w:bCs/>
+        </w:rPr>
+      </w:pPr>
+      <w:r>
+        <w:rPr>
+          <w:b/>
+          <w:bCs/>
+        </w:rPr>
+        <w:lastRenderedPageBreak/>
+        <w:t>UC-ADM-10: Resolve Refund Dispute</w:t>
+      </w:r>
+    </w:p>
+    <w:tbl>
+      <w:tblPr>
+        <w:tblStyle w:val="GridTable4-Accent1"/>
+        <w:tblW w:w="0" w:type="auto"/>
+        <w:tblLook w:val="04A0" w:firstRow="1" w:lastRow="0" w:firstColumn="1" w:lastColumn="0" w:noHBand="0" w:noVBand="1"/>
+      </w:tblPr>
+      <w:tblGrid>
+        <w:gridCol w:w="3067"/>
+        <w:gridCol w:w="6283"/>
+      </w:tblGrid>
+      <w:tr>
+        <w:trPr>
+          <w:cnfStyle w:val="100000000000" w:firstRow="1" w:lastRow="0" w:firstColumn="0" w:lastColumn="0" w:oddVBand="0" w:evenVBand="0" w:oddHBand="0" w:evenHBand="0" w:firstRowFirstColumn="0" w:firstRowLastColumn="0" w:lastRowFirstColumn="0" w:lastRowLastColumn="0"/>
+        </w:trPr>
+        <w:tc>
+          <w:tcPr>
+            <w:cnfStyle w:val="001000000000" w:firstRow="0" w:lastRow="0" w:firstColumn="1" w:lastColumn="0" w:oddVBand="0" w:evenVBand="0" w:oddHBand="0" w:evenHBand="0" w:firstRowFirstColumn="0" w:firstRowLastColumn="0" w:lastRowFirstColumn="0" w:lastRowLastColumn="0"/>
+            <w:tcW w:w="0" w:type="auto"/>
+            <w:hideMark/>
+          </w:tcPr>
+          <w:p>
+            <w:pPr>
+              <w:spacing w:after="160" w:line="278" w:lineRule="auto"/>
+            </w:pPr>
+            <w:r>
+              <w:t>Section</w:t>
+            </w:r>
+          </w:p>
+        </w:tc>
+        <w:tc>
+          <w:tcPr>
+            <w:tcW w:w="0" w:type="auto"/>
+            <w:hideMark/>
+          </w:tcPr>
+          <w:p>
+            <w:pPr>
+              <w:spacing w:after="160" w:line="278" w:lineRule="auto"/>
+              <w:cnfStyle w:val="100000000000" w:firstRow="1" w:lastRow="0" w:firstColumn="0" w:lastColumn="0" w:oddVBand="0" w:evenVBand="0" w:oddHBand="0" w:evenHBand="0" w:firstRowFirstColumn="0" w:firstRowLastColumn="0" w:lastRowFirstColumn="0" w:lastRowLastColumn="0"/>
+            </w:pPr>
+            <w:r>
+              <w:t>Details</w:t>
+            </w:r>
+          </w:p>
+        </w:tc>
+      </w:tr>
+      <w:tr>
+        <w:trPr>
+          <w:cnfStyle w:val="000000100000" w:firstRow="0" w:lastRow="0" w:firstColumn="0" w:lastColumn="0" w:oddVBand="0" w:evenVBand="0" w:oddHBand="1" w:evenHBand="0" w:firstRowFirstColumn="0" w:firstRowLastColumn="0" w:lastRowFirstColumn="0" w:lastRowLastColumn="0"/>
+        </w:trPr>
+        <w:tc>
+          <w:tcPr>
+            <w:cnfStyle w:val="001000000000" w:firstRow="0" w:lastRow="0" w:firstColumn="1" w:lastColumn="0" w:oddVBand="0" w:evenVBand="0" w:oddHBand="0" w:evenHBand="0" w:firstRowFirstColumn="0" w:firstRowLastColumn="0" w:lastRowFirstColumn="0" w:lastRowLastColumn="0"/>
+            <w:tcW w:w="0" w:type="auto"/>
+            <w:hideMark/>
+          </w:tcPr>
+          <w:p>
+            <w:pPr>
+              <w:spacing w:after="160" w:line="278" w:lineRule="auto"/>
+            </w:pPr>
+            <w:r>
+              <w:t>UC Name</w:t>
+            </w:r>
+          </w:p>
+        </w:tc>
+        <w:tc>
+          <w:tcPr>
+            <w:tcW w:w="0" w:type="auto"/>
+            <w:hideMark/>
+          </w:tcPr>
+          <w:p>
+            <w:pPr>
+              <w:spacing w:after="160" w:line="278" w:lineRule="auto"/>
+              <w:cnfStyle w:val="000000100000" w:firstRow="0" w:lastRow="0" w:firstColumn="0" w:lastColumn="0" w:oddVBand="0" w:evenVBand="0" w:oddHBand="1" w:evenHBand="0" w:firstRowFirstColumn="0" w:firstRowLastColumn="0" w:lastRowFirstColumn="0" w:lastRowLastColumn="0"/>
+              <w:rPr>
+                <w:b/>
+                <w:bCs/>
+              </w:rPr>
+            </w:pPr>
+            <w:r>
+              <w:rPr>
+                <w:b/>
+                <w:bCs/>
+              </w:rPr>
+              <w:t>UC-ADM-10 Resolve Refund Dispute</w:t>
+            </w:r>
+          </w:p>
+        </w:tc>
+      </w:tr>
+      <w:tr>
+        <w:tc>
+          <w:tcPr>
+            <w:cnfStyle w:val="001000000000" w:firstRow="0" w:lastRow="0" w:firstColumn="1" w:lastColumn="0" w:oddVBand="0" w:evenVBand="0" w:oddHBand="0" w:evenHBand="0" w:firstRowFirstColumn="0" w:firstRowLastColumn="0" w:lastRowFirstColumn="0" w:lastRowLastColumn="0"/>
+            <w:tcW w:w="0" w:type="auto"/>
+            <w:hideMark/>
+          </w:tcPr>
+          <w:p>
+            <w:pPr>
+              <w:spacing w:after="160" w:line="278" w:lineRule="auto"/>
+            </w:pPr>
+            <w:r>
+              <w:t>Summary</w:t>
+            </w:r>
+          </w:p>
+        </w:tc>
+        <w:tc>
+          <w:tcPr>
+            <w:tcW w:w="0" w:type="auto"/>
+            <w:hideMark/>
+          </w:tcPr>
+          <w:p>
+            <w:pPr>
+              <w:spacing w:after="160" w:line="278" w:lineRule="auto"/>
+              <w:cnfStyle w:val="000000000000" w:firstRow="0" w:lastRow="0" w:firstColumn="0" w:lastColumn="0" w:oddVBand="0" w:evenVBand="0" w:oddHBand="0" w:evenHBand="0" w:firstRowFirstColumn="0" w:firstRowLastColumn="0" w:lastRowFirstColumn="0" w:lastRowLastColumn="0"/>
+              <w:rPr>
+                <w:b/>
+                <w:bCs/>
+              </w:rPr>
+            </w:pPr>
+            <w:r>
+              <w:rPr>
+                <w:b/>
+                <w:bCs/>
+              </w:rPr>
+              <w:t>An admin finalizes refund dispute resolution based on reviewed evidence.</w:t>
+            </w:r>
+          </w:p>
+        </w:tc>
+      </w:tr>
+      <w:tr>
+        <w:trPr>
+          <w:cnfStyle w:val="000000100000" w:firstRow="0" w:lastRow="0" w:firstColumn="0" w:lastColumn="0" w:oddVBand="0" w:evenVBand="0" w:oddHBand="1" w:evenHBand="0" w:firstRowFirstColumn="0" w:firstRowLastColumn="0" w:lastRowFirstColumn="0" w:lastRowLastColumn="0"/>
+        </w:trPr>
+        <w:tc>
+          <w:tcPr>
+            <w:cnfStyle w:val="001000000000" w:firstRow="0" w:lastRow="0" w:firstColumn="1" w:lastColumn="0" w:oddVBand="0" w:evenVBand="0" w:oddHBand="0" w:evenHBand="0" w:firstRowFirstColumn="0" w:firstRowLastColumn="0" w:lastRowFirstColumn="0" w:lastRowLastColumn="0"/>
+            <w:tcW w:w="0" w:type="auto"/>
+            <w:hideMark/>
+          </w:tcPr>
+          <w:p>
+            <w:pPr>
+              <w:spacing w:after="160" w:line="278" w:lineRule="auto"/>
+            </w:pPr>
+            <w:r>
+              <w:t>Dependency</w:t>
+            </w:r>
+          </w:p>
+        </w:tc>
+        <w:tc>
+          <w:tcPr>
+            <w:tcW w:w="0" w:type="auto"/>
+            <w:hideMark/>
+          </w:tcPr>
+          <w:p>
+            <w:pPr>
+              <w:spacing w:after="160" w:line="278" w:lineRule="auto"/>
+              <w:cnfStyle w:val="000000100000" w:firstRow="0" w:lastRow="0" w:firstColumn="0" w:lastColumn="0" w:oddVBand="0" w:evenVBand="0" w:oddHBand="1" w:evenHBand="0" w:firstRowFirstColumn="0" w:firstRowLastColumn="0" w:lastRowFirstColumn="0" w:lastRowLastColumn="0"/>
+              <w:rPr>
+                <w:b/>
+                <w:bCs/>
+              </w:rPr>
+            </w:pPr>
+            <w:r>
+              <w:rPr>
+                <w:b/>
+                <w:bCs/>
+              </w:rPr>
+              <w:t>UC-ADM-04 (Review Dispute Evidence)</w:t>
+            </w:r>
+          </w:p>
+        </w:tc>
+      </w:tr>
+      <w:tr>
+        <w:tc>
+          <w:tcPr>
+            <w:cnfStyle w:val="001000000000" w:firstRow="0" w:lastRow="0" w:firstColumn="1" w:lastColumn="0" w:oddVBand="0" w:evenVBand="0" w:oddHBand="0" w:evenHBand="0" w:firstRowFirstColumn="0" w:firstRowLastColumn="0" w:lastRowFirstColumn="0" w:lastRowLastColumn="0"/>
+            <w:tcW w:w="0" w:type="auto"/>
+            <w:hideMark/>
+          </w:tcPr>
+          <w:p>
+            <w:pPr>
+              <w:spacing w:after="160" w:line="278" w:lineRule="auto"/>
+            </w:pPr>
+            <w:r>
+              <w:t>Actors</w:t>
+            </w:r>
+          </w:p>
+        </w:tc>
+        <w:tc>
+          <w:tcPr>
+            <w:tcW w:w="0" w:type="auto"/>
+            <w:hideMark/>
+          </w:tcPr>
+          <w:p>
+            <w:pPr>
+              <w:spacing w:after="160" w:line="278" w:lineRule="auto"/>
+              <w:cnfStyle w:val="000000000000" w:firstRow="0" w:lastRow="0" w:firstColumn="0" w:lastColumn="0" w:oddVBand="0" w:evenVBand="0" w:oddHBand="0" w:evenHBand="0" w:firstRowFirstColumn="0" w:firstRowLastColumn="0" w:lastRowFirstColumn="0" w:lastRowLastColumn="0"/>
+              <w:rPr>
+                <w:b/>
+                <w:bCs/>
+              </w:rPr>
+            </w:pPr>
+            <w:r>
+              <w:rPr>
+                <w:b/>
+                <w:bCs/>
+              </w:rPr>
+              <w:t>Primary: Admin. Secondary: Dispute Service, Notification Service.</w:t>
+            </w:r>
+          </w:p>
+        </w:tc>
+      </w:tr>
+      <w:tr>
+        <w:trPr>
+          <w:cnfStyle w:val="000000100000" w:firstRow="0" w:lastRow="0" w:firstColumn="0" w:lastColumn="0" w:oddVBand="0" w:evenVBand="0" w:oddHBand="1" w:evenHBand="0" w:firstRowFirstColumn="0" w:firstRowLastColumn="0" w:lastRowFirstColumn="0" w:lastRowLastColumn="0"/>
+        </w:trPr>
+        <w:tc>
+          <w:tcPr>
+            <w:cnfStyle w:val="001000000000" w:firstRow="0" w:lastRow="0" w:firstColumn="1" w:lastColumn="0" w:oddVBand="0" w:evenVBand="0" w:oddHBand="0" w:evenHBand="0" w:firstRowFirstColumn="0" w:firstRowLastColumn="0" w:lastRowFirstColumn="0" w:lastRowLastColumn="0"/>
+            <w:tcW w:w="0" w:type="auto"/>
+            <w:hideMark/>
+          </w:tcPr>
+          <w:p>
+            <w:pPr>
+              <w:spacing w:after="160" w:line="278" w:lineRule="auto"/>
+            </w:pPr>
+            <w:r>
+              <w:t>Preconditions</w:t>
+            </w:r>
+          </w:p>
+        </w:tc>
+        <w:tc>
+          <w:tcPr>
+            <w:tcW w:w="0" w:type="auto"/>
+            <w:hideMark/>
+          </w:tcPr>
+          <w:p>
+            <w:pPr>
+              <w:spacing w:after="160" w:line="278" w:lineRule="auto"/>
+              <w:cnfStyle w:val="000000100000" w:firstRow="0" w:lastRow="0" w:firstColumn="0" w:lastColumn="0" w:oddVBand="0" w:evenVBand="0" w:oddHBand="1" w:evenHBand="0" w:firstRowFirstColumn="0" w:firstRowLastColumn="0" w:lastRowFirstColumn="0" w:lastRowLastColumn="0"/>
+              <w:rPr>
+                <w:b/>
+                <w:bCs/>
+              </w:rPr>
+            </w:pPr>
+            <w:r>
+              <w:rPr>
+                <w:b/>
+                <w:bCs/>
+              </w:rPr>
+              <w:t>Dispute evidence review has been completed and resolution options are available.</w:t>
+            </w:r>
+          </w:p>
+        </w:tc>
+      </w:tr>
+      <w:tr>
+        <w:tc>
+          <w:tcPr>
+            <w:cnfStyle w:val="001000000000" w:firstRow="0" w:lastRow="0" w:firstColumn="1" w:lastColumn="0" w:oddVBand="0" w:evenVBand="0" w:oddHBand="0" w:evenHBand="0" w:firstRowFirstColumn="0" w:firstRowLastColumn="0" w:lastRowFirstColumn="0" w:lastRowLastColumn="0"/>
+            <w:tcW w:w="0" w:type="auto"/>
+            <w:hideMark/>
+          </w:tcPr>
+          <w:p>
+            <w:pPr>
+              <w:spacing w:after="160" w:line="278" w:lineRule="auto"/>
+            </w:pPr>
+            <w:r>
+              <w:t>Description of the Main Sequence</w:t>
+            </w:r>
+          </w:p>
+        </w:tc>
+        <w:tc>
+          <w:tcPr>
+            <w:tcW w:w="0" w:type="auto"/>
+            <w:hideMark/>
+          </w:tcPr>
+          <w:p>
+            <w:pPr>
+              <w:spacing w:after="160" w:line="278" w:lineRule="auto"/>
+              <w:cnfStyle w:val="000000000000" w:firstRow="0" w:lastRow="0" w:firstColumn="0" w:lastColumn="0" w:oddVBand="0" w:evenVBand="0" w:oddHBand="0" w:evenHBand="0" w:firstRowFirstColumn="0" w:firstRowLastColumn="0" w:lastRowFirstColumn="0" w:lastRowLastColumn="0"/>
+              <w:rPr>
+                <w:b/>
+                <w:bCs/>
+              </w:rPr>
+            </w:pPr>
+            <w:r>
+              <w:rPr>
+                <w:b/>
+                <w:bCs/>
+              </w:rPr>
+              <w:t>1. Admin selects final dispute decision.</w:t>
+            </w:r>
+            <w:r>
+              <w:rPr>
+                <w:b/>
+                <w:bCs/>
+              </w:rPr>
+              <w:br/>
+              <w:t>2. System updates dispute case status and financial outcome.</w:t>
+            </w:r>
+            <w:r>
+              <w:rPr>
+                <w:b/>
+                <w:bCs/>
+              </w:rPr>
+              <w:br/>
+              <w:t>3. System notifies involved parties of decision.</w:t>
+            </w:r>
+            <w:r>
+              <w:rPr>
+                <w:b/>
+                <w:bCs/>
+              </w:rPr>
+              <w:br/>
+              <w:t>4. System stores resolution rationale for audit.</w:t>
+            </w:r>
+          </w:p>
+        </w:tc>
+      </w:tr>
+      <w:tr>
+        <w:trPr>
+          <w:cnfStyle w:val="000000100000" w:firstRow="0" w:lastRow="0" w:firstColumn="0" w:lastColumn="0" w:oddVBand="0" w:evenVBand="0" w:oddHBand="1" w:evenHBand="0" w:firstRowFirstColumn="0" w:firstRowLastColumn="0" w:lastRowFirstColumn="0" w:lastRowLastColumn="0"/>
+        </w:trPr>
+        <w:tc>
+          <w:tcPr>
+            <w:cnfStyle w:val="001000000000" w:firstRow="0" w:lastRow="0" w:firstColumn="1" w:lastColumn="0" w:oddVBand="0" w:evenVBand="0" w:oddHBand="0" w:evenHBand="0" w:firstRowFirstColumn="0" w:firstRowLastColumn="0" w:lastRowFirstColumn="0" w:lastRowLastColumn="0"/>
+            <w:tcW w:w="0" w:type="auto"/>
+            <w:hideMark/>
+          </w:tcPr>
+          <w:p>
+            <w:pPr>
+              <w:spacing w:after="160" w:line="278" w:lineRule="auto"/>
+            </w:pPr>
+            <w:r>
+              <w:t>Description of the Alternative Sequence</w:t>
+            </w:r>
+          </w:p>
+        </w:tc>
+        <w:tc>
+          <w:tcPr>
+            <w:tcW w:w="0" w:type="auto"/>
+            <w:hideMark/>
+          </w:tcPr>
+          <w:p>
+            <w:pPr>
+              <w:spacing w:after="160" w:line="278" w:lineRule="auto"/>
+              <w:cnfStyle w:val="000000100000" w:firstRow="0" w:lastRow="0" w:firstColumn="0" w:lastColumn="0" w:oddVBand="0" w:evenVBand="0" w:oddHBand="1" w:evenHBand="0" w:firstRowFirstColumn="0" w:firstRowLastColumn="0" w:lastRowFirstColumn="0" w:lastRowLastColumn="0"/>
+              <w:rPr>
+                <w:b/>
+                <w:bCs/>
+              </w:rPr>
+            </w:pPr>
+            <w:r>
+              <w:rPr>
+                <w:b/>
+                <w:bCs/>
+              </w:rPr>
+              <w:t>A1. If decision conflicts with policy constraints, system blocks submission and explains policy rule.</w:t>
+            </w:r>
+            <w:r>
+              <w:rPr>
+                <w:b/>
+                <w:bCs/>
+              </w:rPr>
+              <w:br/>
+              <w:t>A2. If notification delivery fails, system retries and marks pending communication status.</w:t>
+            </w:r>
+          </w:p>
+        </w:tc>
+      </w:tr>
+      <w:tr>
+        <w:tc>
+          <w:tcPr>
+            <w:cnfStyle w:val="001000000000" w:firstRow="0" w:lastRow="0" w:firstColumn="1" w:lastColumn="0" w:oddVBand="0" w:evenVBand="0" w:oddHBand="0" w:evenHBand="0" w:firstRowFirstColumn="0" w:firstRowLastColumn="0" w:lastRowFirstColumn="0" w:lastRowLastColumn="0"/>
+            <w:tcW w:w="0" w:type="auto"/>
+            <w:hideMark/>
+          </w:tcPr>
+          <w:p>
+            <w:pPr>
+              <w:spacing w:after="160" w:line="278" w:lineRule="auto"/>
+            </w:pPr>
+            <w:proofErr w:type="spellStart"/>
+            <w:r>
+              <w:t>Non functional</w:t>
+            </w:r>
+            <w:proofErr w:type="spellEnd"/>
+            <w:r>
+              <w:t xml:space="preserve"> requirements</w:t>
+            </w:r>
+          </w:p>
+        </w:tc>
+        <w:tc>
+          <w:tcPr>
+            <w:tcW w:w="0" w:type="auto"/>
+            <w:hideMark/>
+          </w:tcPr>
+          <w:p>
+            <w:pPr>
+              <w:spacing w:after="160" w:line="278" w:lineRule="auto"/>
+              <w:cnfStyle w:val="000000000000" w:firstRow="0" w:lastRow="0" w:firstColumn="0" w:lastColumn="0" w:oddVBand="0" w:evenVBand="0" w:oddHBand="0" w:evenHBand="0" w:firstRowFirstColumn="0" w:firstRowLastColumn="0" w:lastRowFirstColumn="0" w:lastRowLastColumn="0"/>
+              <w:rPr>
+                <w:b/>
+                <w:bCs/>
+              </w:rPr>
+            </w:pPr>
+            <w:r>
+              <w:rPr>
+                <w:b/>
+                <w:bCs/>
+              </w:rPr>
+              <w:t>Resolution actions must be traceable and non-repudiable in audit logs.</w:t>
+            </w:r>
+          </w:p>
+        </w:tc>
+      </w:tr>
+      <w:tr>
+        <w:trPr>
+          <w:cnfStyle w:val="000000100000" w:firstRow="0" w:lastRow="0" w:firstColumn="0" w:lastColumn="0" w:oddVBand="0" w:evenVBand="0" w:oddHBand="1" w:evenHBand="0" w:firstRowFirstColumn="0" w:firstRowLastColumn="0" w:lastRowFirstColumn="0" w:lastRowLastColumn="0"/>
+        </w:trPr>
+        <w:tc>
+          <w:tcPr>
+            <w:cnfStyle w:val="001000000000" w:firstRow="0" w:lastRow="0" w:firstColumn="1" w:lastColumn="0" w:oddVBand="0" w:evenVBand="0" w:oddHBand="0" w:evenHBand="0" w:firstRowFirstColumn="0" w:firstRowLastColumn="0" w:lastRowFirstColumn="0" w:lastRowLastColumn="0"/>
+            <w:tcW w:w="0" w:type="auto"/>
+            <w:hideMark/>
+          </w:tcPr>
+          <w:p>
+            <w:pPr>
+              <w:spacing w:after="160" w:line="278" w:lineRule="auto"/>
+            </w:pPr>
+            <w:r>
+              <w:t>Postconditions</w:t>
+            </w:r>
+          </w:p>
+        </w:tc>
+        <w:tc>
+          <w:tcPr>
+            <w:tcW w:w="0" w:type="auto"/>
+            <w:hideMark/>
+          </w:tcPr>
+          <w:p>
+            <w:pPr>
+              <w:spacing w:after="160" w:line="278" w:lineRule="auto"/>
+              <w:cnfStyle w:val="000000100000" w:firstRow="0" w:lastRow="0" w:firstColumn="0" w:lastColumn="0" w:oddVBand="0" w:evenVBand="0" w:oddHBand="1" w:evenHBand="0" w:firstRowFirstColumn="0" w:firstRowLastColumn="0" w:lastRowFirstColumn="0" w:lastRowLastColumn="0"/>
+              <w:rPr>
+                <w:b/>
+                <w:bCs/>
+              </w:rPr>
+            </w:pPr>
+            <w:r>
+              <w:rPr>
+                <w:b/>
+                <w:bCs/>
+              </w:rPr>
+              <w:t>Dispute case is formally resolved with communicated outcome.</w:t>
+            </w:r>
+          </w:p>
+        </w:tc>
+      </w:tr>
+    </w:tbl>
+    <w:p>
+      <w:pPr>
+        <w:rPr>
+          <w:b/>
+          <w:bCs/>
+        </w:rPr>
+      </w:pPr>
+    </w:p>
+    <w:p>
+      <w:pPr>
+        <w:rPr>
+          <w:b/>
+          <w:bCs/>
+        </w:rPr>
+      </w:pPr>
+      <w:r>
+        <w:rPr>
+          <w:b/>
+          <w:bCs/>
+        </w:rPr>
+        <w:br w:type="page"/>
+      </w:r>
+    </w:p>
+    <w:p>
+      <w:pPr>
+        <w:rPr>
+          <w:b/>
+          <w:bCs/>
+        </w:rPr>
+      </w:pPr>
+      <w:r>
+        <w:rPr>
+          <w:b/>
+          <w:bCs/>
+        </w:rPr>
+        <w:lastRenderedPageBreak/>
+        <w:t>UC-ADM-11: View DAU and New Events</w:t>
+      </w:r>
+    </w:p>
+    <w:tbl>
+      <w:tblPr>
+        <w:tblStyle w:val="GridTable4-Accent1"/>
+        <w:tblW w:w="0" w:type="auto"/>
+        <w:tblLook w:val="04A0" w:firstRow="1" w:lastRow="0" w:firstColumn="1" w:lastColumn="0" w:noHBand="0" w:noVBand="1"/>
+      </w:tblPr>
+      <w:tblGrid>
+        <w:gridCol w:w="3359"/>
+        <w:gridCol w:w="5991"/>
+      </w:tblGrid>
+      <w:tr>
+        <w:trPr>
+          <w:cnfStyle w:val="100000000000" w:firstRow="1" w:lastRow="0" w:firstColumn="0" w:lastColumn="0" w:oddVBand="0" w:evenVBand="0" w:oddHBand="0" w:evenHBand="0" w:firstRowFirstColumn="0" w:firstRowLastColumn="0" w:lastRowFirstColumn="0" w:lastRowLastColumn="0"/>
+        </w:trPr>
+        <w:tc>
+          <w:tcPr>
+            <w:cnfStyle w:val="001000000000" w:firstRow="0" w:lastRow="0" w:firstColumn="1" w:lastColumn="0" w:oddVBand="0" w:evenVBand="0" w:oddHBand="0" w:evenHBand="0" w:firstRowFirstColumn="0" w:firstRowLastColumn="0" w:lastRowFirstColumn="0" w:lastRowLastColumn="0"/>
+            <w:tcW w:w="0" w:type="auto"/>
+            <w:hideMark/>
+          </w:tcPr>
+          <w:p>
+            <w:pPr>
+              <w:spacing w:after="160" w:line="278" w:lineRule="auto"/>
+            </w:pPr>
+            <w:r>
+              <w:t>Section</w:t>
+            </w:r>
+          </w:p>
+        </w:tc>
+        <w:tc>
+          <w:tcPr>
+            <w:tcW w:w="0" w:type="auto"/>
+            <w:hideMark/>
+          </w:tcPr>
+          <w:p>
+            <w:pPr>
+              <w:spacing w:after="160" w:line="278" w:lineRule="auto"/>
+              <w:cnfStyle w:val="100000000000" w:firstRow="1" w:lastRow="0" w:firstColumn="0" w:lastColumn="0" w:oddVBand="0" w:evenVBand="0" w:oddHBand="0" w:evenHBand="0" w:firstRowFirstColumn="0" w:firstRowLastColumn="0" w:lastRowFirstColumn="0" w:lastRowLastColumn="0"/>
+            </w:pPr>
+            <w:r>
+              <w:t>Details</w:t>
+            </w:r>
+          </w:p>
+        </w:tc>
+      </w:tr>
+      <w:tr>
+        <w:trPr>
+          <w:cnfStyle w:val="000000100000" w:firstRow="0" w:lastRow="0" w:firstColumn="0" w:lastColumn="0" w:oddVBand="0" w:evenVBand="0" w:oddHBand="1" w:evenHBand="0" w:firstRowFirstColumn="0" w:firstRowLastColumn="0" w:lastRowFirstColumn="0" w:lastRowLastColumn="0"/>
+        </w:trPr>
+        <w:tc>
+          <w:tcPr>
+            <w:cnfStyle w:val="001000000000" w:firstRow="0" w:lastRow="0" w:firstColumn="1" w:lastColumn="0" w:oddVBand="0" w:evenVBand="0" w:oddHBand="0" w:evenHBand="0" w:firstRowFirstColumn="0" w:firstRowLastColumn="0" w:lastRowFirstColumn="0" w:lastRowLastColumn="0"/>
+            <w:tcW w:w="0" w:type="auto"/>
+            <w:hideMark/>
+          </w:tcPr>
+          <w:p>
+            <w:pPr>
+              <w:spacing w:after="160" w:line="278" w:lineRule="auto"/>
+            </w:pPr>
+            <w:r>
+              <w:t>UC Name</w:t>
+            </w:r>
+          </w:p>
+        </w:tc>
+        <w:tc>
+          <w:tcPr>
+            <w:tcW w:w="0" w:type="auto"/>
+            <w:hideMark/>
+          </w:tcPr>
+          <w:p>
+            <w:pPr>
+              <w:spacing w:after="160" w:line="278" w:lineRule="auto"/>
+              <w:cnfStyle w:val="000000100000" w:firstRow="0" w:lastRow="0" w:firstColumn="0" w:lastColumn="0" w:oddVBand="0" w:evenVBand="0" w:oddHBand="1" w:evenHBand="0" w:firstRowFirstColumn="0" w:firstRowLastColumn="0" w:lastRowFirstColumn="0" w:lastRowLastColumn="0"/>
+              <w:rPr>
+                <w:b/>
+                <w:bCs/>
+              </w:rPr>
+            </w:pPr>
+            <w:r>
+              <w:rPr>
+                <w:b/>
+                <w:bCs/>
+              </w:rPr>
+              <w:t>UC-ADM-11 View DAU and New Events</w:t>
+            </w:r>
+          </w:p>
+        </w:tc>
+      </w:tr>
+      <w:tr>
+        <w:tc>
+          <w:tcPr>
+            <w:cnfStyle w:val="001000000000" w:firstRow="0" w:lastRow="0" w:firstColumn="1" w:lastColumn="0" w:oddVBand="0" w:evenVBand="0" w:oddHBand="0" w:evenHBand="0" w:firstRowFirstColumn="0" w:firstRowLastColumn="0" w:lastRowFirstColumn="0" w:lastRowLastColumn="0"/>
+            <w:tcW w:w="0" w:type="auto"/>
+            <w:hideMark/>
+          </w:tcPr>
+          <w:p>
+            <w:pPr>
+              <w:spacing w:after="160" w:line="278" w:lineRule="auto"/>
+            </w:pPr>
+            <w:r>
+              <w:t>Summary</w:t>
+            </w:r>
+          </w:p>
+        </w:tc>
+        <w:tc>
+          <w:tcPr>
+            <w:tcW w:w="0" w:type="auto"/>
+            <w:hideMark/>
+          </w:tcPr>
+          <w:p>
+            <w:pPr>
+              <w:spacing w:after="160" w:line="278" w:lineRule="auto"/>
+              <w:cnfStyle w:val="000000000000" w:firstRow="0" w:lastRow="0" w:firstColumn="0" w:lastColumn="0" w:oddVBand="0" w:evenVBand="0" w:oddHBand="0" w:evenHBand="0" w:firstRowFirstColumn="0" w:firstRowLastColumn="0" w:lastRowFirstColumn="0" w:lastRowLastColumn="0"/>
+              <w:rPr>
+                <w:b/>
+                <w:bCs/>
+              </w:rPr>
+            </w:pPr>
+            <w:r>
+              <w:rPr>
+                <w:b/>
+                <w:bCs/>
+              </w:rPr>
+              <w:t>An admin views core growth KPIs for daily active users and new event creation.</w:t>
+            </w:r>
+          </w:p>
+        </w:tc>
+      </w:tr>
+      <w:tr>
+        <w:trPr>
+          <w:cnfStyle w:val="000000100000" w:firstRow="0" w:lastRow="0" w:firstColumn="0" w:lastColumn="0" w:oddVBand="0" w:evenVBand="0" w:oddHBand="1" w:evenHBand="0" w:firstRowFirstColumn="0" w:firstRowLastColumn="0" w:lastRowFirstColumn="0" w:lastRowLastColumn="0"/>
+        </w:trPr>
+        <w:tc>
+          <w:tcPr>
+            <w:cnfStyle w:val="001000000000" w:firstRow="0" w:lastRow="0" w:firstColumn="1" w:lastColumn="0" w:oddVBand="0" w:evenVBand="0" w:oddHBand="0" w:evenHBand="0" w:firstRowFirstColumn="0" w:firstRowLastColumn="0" w:lastRowFirstColumn="0" w:lastRowLastColumn="0"/>
+            <w:tcW w:w="0" w:type="auto"/>
+            <w:hideMark/>
+          </w:tcPr>
+          <w:p>
+            <w:pPr>
+              <w:spacing w:after="160" w:line="278" w:lineRule="auto"/>
+            </w:pPr>
+            <w:r>
+              <w:t>Dependency</w:t>
+            </w:r>
+          </w:p>
+        </w:tc>
+        <w:tc>
+          <w:tcPr>
+            <w:tcW w:w="0" w:type="auto"/>
+            <w:hideMark/>
+          </w:tcPr>
+          <w:p>
+            <w:pPr>
+              <w:spacing w:after="160" w:line="278" w:lineRule="auto"/>
+              <w:cnfStyle w:val="000000100000" w:firstRow="0" w:lastRow="0" w:firstColumn="0" w:lastColumn="0" w:oddVBand="0" w:evenVBand="0" w:oddHBand="1" w:evenHBand="0" w:firstRowFirstColumn="0" w:firstRowLastColumn="0" w:lastRowFirstColumn="0" w:lastRowLastColumn="0"/>
+              <w:rPr>
+                <w:b/>
+                <w:bCs/>
+              </w:rPr>
+            </w:pPr>
+            <w:r>
+              <w:rPr>
+                <w:b/>
+                <w:bCs/>
+              </w:rPr>
+              <w:t>None</w:t>
+            </w:r>
+          </w:p>
+        </w:tc>
+      </w:tr>
+      <w:tr>
+        <w:tc>
+          <w:tcPr>
+            <w:cnfStyle w:val="001000000000" w:firstRow="0" w:lastRow="0" w:firstColumn="1" w:lastColumn="0" w:oddVBand="0" w:evenVBand="0" w:oddHBand="0" w:evenHBand="0" w:firstRowFirstColumn="0" w:firstRowLastColumn="0" w:lastRowFirstColumn="0" w:lastRowLastColumn="0"/>
+            <w:tcW w:w="0" w:type="auto"/>
+            <w:hideMark/>
+          </w:tcPr>
+          <w:p>
+            <w:pPr>
+              <w:spacing w:after="160" w:line="278" w:lineRule="auto"/>
+            </w:pPr>
+            <w:r>
+              <w:t>Actors</w:t>
+            </w:r>
+          </w:p>
+        </w:tc>
+        <w:tc>
+          <w:tcPr>
+            <w:tcW w:w="0" w:type="auto"/>
+            <w:hideMark/>
+          </w:tcPr>
+          <w:p>
+            <w:pPr>
+              <w:spacing w:after="160" w:line="278" w:lineRule="auto"/>
+              <w:cnfStyle w:val="000000000000" w:firstRow="0" w:lastRow="0" w:firstColumn="0" w:lastColumn="0" w:oddVBand="0" w:evenVBand="0" w:oddHBand="0" w:evenHBand="0" w:firstRowFirstColumn="0" w:firstRowLastColumn="0" w:lastRowFirstColumn="0" w:lastRowLastColumn="0"/>
+              <w:rPr>
+                <w:b/>
+                <w:bCs/>
+              </w:rPr>
+            </w:pPr>
+            <w:r>
+              <w:rPr>
+                <w:b/>
+                <w:bCs/>
+              </w:rPr>
+              <w:t>Primary: Admin. Secondary: Metrics Service.</w:t>
+            </w:r>
+          </w:p>
+        </w:tc>
+      </w:tr>
+      <w:tr>
+        <w:trPr>
+          <w:cnfStyle w:val="000000100000" w:firstRow="0" w:lastRow="0" w:firstColumn="0" w:lastColumn="0" w:oddVBand="0" w:evenVBand="0" w:oddHBand="1" w:evenHBand="0" w:firstRowFirstColumn="0" w:firstRowLastColumn="0" w:lastRowFirstColumn="0" w:lastRowLastColumn="0"/>
+        </w:trPr>
+        <w:tc>
+          <w:tcPr>
+            <w:cnfStyle w:val="001000000000" w:firstRow="0" w:lastRow="0" w:firstColumn="1" w:lastColumn="0" w:oddVBand="0" w:evenVBand="0" w:oddHBand="0" w:evenHBand="0" w:firstRowFirstColumn="0" w:firstRowLastColumn="0" w:lastRowFirstColumn="0" w:lastRowLastColumn="0"/>
+            <w:tcW w:w="0" w:type="auto"/>
+            <w:hideMark/>
+          </w:tcPr>
+          <w:p>
+            <w:pPr>
+              <w:spacing w:after="160" w:line="278" w:lineRule="auto"/>
+            </w:pPr>
+            <w:r>
+              <w:t>Preconditions</w:t>
+            </w:r>
+          </w:p>
+        </w:tc>
+        <w:tc>
+          <w:tcPr>
+            <w:tcW w:w="0" w:type="auto"/>
+            <w:hideMark/>
+          </w:tcPr>
+          <w:p>
+            <w:pPr>
+              <w:spacing w:after="160" w:line="278" w:lineRule="auto"/>
+              <w:cnfStyle w:val="000000100000" w:firstRow="0" w:lastRow="0" w:firstColumn="0" w:lastColumn="0" w:oddVBand="0" w:evenVBand="0" w:oddHBand="1" w:evenHBand="0" w:firstRowFirstColumn="0" w:firstRowLastColumn="0" w:lastRowFirstColumn="0" w:lastRowLastColumn="0"/>
+              <w:rPr>
+                <w:b/>
+                <w:bCs/>
+              </w:rPr>
+            </w:pPr>
+            <w:r>
+              <w:rPr>
+                <w:b/>
+                <w:bCs/>
+              </w:rPr>
+              <w:t>Metrics pipeline has recent processed data for selected date range.</w:t>
+            </w:r>
+          </w:p>
+        </w:tc>
+      </w:tr>
+      <w:tr>
+        <w:tc>
+          <w:tcPr>
+            <w:cnfStyle w:val="001000000000" w:firstRow="0" w:lastRow="0" w:firstColumn="1" w:lastColumn="0" w:oddVBand="0" w:evenVBand="0" w:oddHBand="0" w:evenHBand="0" w:firstRowFirstColumn="0" w:firstRowLastColumn="0" w:lastRowFirstColumn="0" w:lastRowLastColumn="0"/>
+            <w:tcW w:w="0" w:type="auto"/>
+            <w:hideMark/>
+          </w:tcPr>
+          <w:p>
+            <w:pPr>
+              <w:spacing w:after="160" w:line="278" w:lineRule="auto"/>
+            </w:pPr>
+            <w:r>
+              <w:t>Description of the Main Sequence</w:t>
+            </w:r>
+          </w:p>
+        </w:tc>
+        <w:tc>
+          <w:tcPr>
+            <w:tcW w:w="0" w:type="auto"/>
+            <w:hideMark/>
+          </w:tcPr>
+          <w:p>
+            <w:pPr>
+              <w:spacing w:after="160" w:line="278" w:lineRule="auto"/>
+              <w:cnfStyle w:val="000000000000" w:firstRow="0" w:lastRow="0" w:firstColumn="0" w:lastColumn="0" w:oddVBand="0" w:evenVBand="0" w:oddHBand="0" w:evenHBand="0" w:firstRowFirstColumn="0" w:firstRowLastColumn="0" w:lastRowFirstColumn="0" w:lastRowLastColumn="0"/>
+              <w:rPr>
+                <w:b/>
+                <w:bCs/>
+              </w:rPr>
+            </w:pPr>
+            <w:r>
+              <w:rPr>
+                <w:b/>
+                <w:bCs/>
+              </w:rPr>
+              <w:t>1. Admin opens KPI panel in growth dashboard.</w:t>
+            </w:r>
+            <w:r>
+              <w:rPr>
+                <w:b/>
+                <w:bCs/>
+              </w:rPr>
+              <w:br/>
+              <w:t>2. System loads DAU and new event counters.</w:t>
+            </w:r>
+            <w:r>
+              <w:rPr>
+                <w:b/>
+                <w:bCs/>
+              </w:rPr>
+              <w:br/>
+              <w:t>3. Admin adjusts date filters and compares trends.</w:t>
+            </w:r>
+            <w:r>
+              <w:rPr>
+                <w:b/>
+                <w:bCs/>
+              </w:rPr>
+              <w:br/>
+              <w:t>4. System refreshes KPI values and chart points.</w:t>
+            </w:r>
+          </w:p>
+        </w:tc>
+      </w:tr>
+      <w:tr>
+        <w:trPr>
+          <w:cnfStyle w:val="000000100000" w:firstRow="0" w:lastRow="0" w:firstColumn="0" w:lastColumn="0" w:oddVBand="0" w:evenVBand="0" w:oddHBand="1" w:evenHBand="0" w:firstRowFirstColumn="0" w:firstRowLastColumn="0" w:lastRowFirstColumn="0" w:lastRowLastColumn="0"/>
+        </w:trPr>
+        <w:tc>
+          <w:tcPr>
+            <w:cnfStyle w:val="001000000000" w:firstRow="0" w:lastRow="0" w:firstColumn="1" w:lastColumn="0" w:oddVBand="0" w:evenVBand="0" w:oddHBand="0" w:evenHBand="0" w:firstRowFirstColumn="0" w:firstRowLastColumn="0" w:lastRowFirstColumn="0" w:lastRowLastColumn="0"/>
+            <w:tcW w:w="0" w:type="auto"/>
+            <w:hideMark/>
+          </w:tcPr>
+          <w:p>
+            <w:pPr>
+              <w:spacing w:after="160" w:line="278" w:lineRule="auto"/>
+            </w:pPr>
+            <w:r>
+              <w:t>Description of the Alternative Sequence</w:t>
+            </w:r>
+          </w:p>
+        </w:tc>
+        <w:tc>
+          <w:tcPr>
+            <w:tcW w:w="0" w:type="auto"/>
+            <w:hideMark/>
+          </w:tcPr>
+          <w:p>
+            <w:pPr>
+              <w:spacing w:after="160" w:line="278" w:lineRule="auto"/>
+              <w:cnfStyle w:val="000000100000" w:firstRow="0" w:lastRow="0" w:firstColumn="0" w:lastColumn="0" w:oddVBand="0" w:evenVBand="0" w:oddHBand="1" w:evenHBand="0" w:firstRowFirstColumn="0" w:firstRowLastColumn="0" w:lastRowFirstColumn="0" w:lastRowLastColumn="0"/>
+              <w:rPr>
+                <w:b/>
+                <w:bCs/>
+              </w:rPr>
+            </w:pPr>
+            <w:r>
+              <w:rPr>
+                <w:b/>
+                <w:bCs/>
+              </w:rPr>
+              <w:t>A1. If latest metrics are delayed, system labels values as provisional.</w:t>
+            </w:r>
+            <w:r>
+              <w:rPr>
+                <w:b/>
+                <w:bCs/>
+              </w:rPr>
+              <w:br/>
+              <w:t>A2. If selected period has no data, system displays zero-state chart.</w:t>
+            </w:r>
+          </w:p>
+        </w:tc>
+      </w:tr>
+      <w:tr>
+        <w:tc>
+          <w:tcPr>
+            <w:cnfStyle w:val="001000000000" w:firstRow="0" w:lastRow="0" w:firstColumn="1" w:lastColumn="0" w:oddVBand="0" w:evenVBand="0" w:oddHBand="0" w:evenHBand="0" w:firstRowFirstColumn="0" w:firstRowLastColumn="0" w:lastRowFirstColumn="0" w:lastRowLastColumn="0"/>
+            <w:tcW w:w="0" w:type="auto"/>
+            <w:hideMark/>
+          </w:tcPr>
+          <w:p>
+            <w:pPr>
+              <w:spacing w:after="160" w:line="278" w:lineRule="auto"/>
+            </w:pPr>
+            <w:proofErr w:type="spellStart"/>
+            <w:r>
+              <w:t>Non functional</w:t>
+            </w:r>
+            <w:proofErr w:type="spellEnd"/>
+            <w:r>
+              <w:t xml:space="preserve"> requirements</w:t>
+            </w:r>
+          </w:p>
+        </w:tc>
+        <w:tc>
+          <w:tcPr>
+            <w:tcW w:w="0" w:type="auto"/>
+            <w:hideMark/>
+          </w:tcPr>
+          <w:p>
+            <w:pPr>
+              <w:spacing w:after="160" w:line="278" w:lineRule="auto"/>
+              <w:cnfStyle w:val="000000000000" w:firstRow="0" w:lastRow="0" w:firstColumn="0" w:lastColumn="0" w:oddVBand="0" w:evenVBand="0" w:oddHBand="0" w:evenHBand="0" w:firstRowFirstColumn="0" w:firstRowLastColumn="0" w:lastRowFirstColumn="0" w:lastRowLastColumn="0"/>
+              <w:rPr>
+                <w:b/>
+                <w:bCs/>
+              </w:rPr>
+            </w:pPr>
+            <w:r>
+              <w:rPr>
+                <w:b/>
+                <w:bCs/>
+              </w:rPr>
+              <w:t>KPI card refresh should complete in less than 2 seconds for standard date ranges.</w:t>
+            </w:r>
+          </w:p>
+        </w:tc>
+      </w:tr>
+      <w:tr>
+        <w:trPr>
+          <w:cnfStyle w:val="000000100000" w:firstRow="0" w:lastRow="0" w:firstColumn="0" w:lastColumn="0" w:oddVBand="0" w:evenVBand="0" w:oddHBand="1" w:evenHBand="0" w:firstRowFirstColumn="0" w:firstRowLastColumn="0" w:lastRowFirstColumn="0" w:lastRowLastColumn="0"/>
+        </w:trPr>
+        <w:tc>
+          <w:tcPr>
+            <w:cnfStyle w:val="001000000000" w:firstRow="0" w:lastRow="0" w:firstColumn="1" w:lastColumn="0" w:oddVBand="0" w:evenVBand="0" w:oddHBand="0" w:evenHBand="0" w:firstRowFirstColumn="0" w:firstRowLastColumn="0" w:lastRowFirstColumn="0" w:lastRowLastColumn="0"/>
+            <w:tcW w:w="0" w:type="auto"/>
+            <w:hideMark/>
+          </w:tcPr>
+          <w:p>
+            <w:pPr>
+              <w:spacing w:after="160" w:line="278" w:lineRule="auto"/>
+            </w:pPr>
+            <w:r>
+              <w:t>Postconditions</w:t>
+            </w:r>
+          </w:p>
+        </w:tc>
+        <w:tc>
+          <w:tcPr>
+            <w:tcW w:w="0" w:type="auto"/>
+            <w:hideMark/>
+          </w:tcPr>
+          <w:p>
+            <w:pPr>
+              <w:spacing w:after="160" w:line="278" w:lineRule="auto"/>
+              <w:cnfStyle w:val="000000100000" w:firstRow="0" w:lastRow="0" w:firstColumn="0" w:lastColumn="0" w:oddVBand="0" w:evenVBand="0" w:oddHBand="1" w:evenHBand="0" w:firstRowFirstColumn="0" w:firstRowLastColumn="0" w:lastRowFirstColumn="0" w:lastRowLastColumn="0"/>
+              <w:rPr>
+                <w:b/>
+                <w:bCs/>
+              </w:rPr>
+            </w:pPr>
+            <w:r>
+              <w:rPr>
+                <w:b/>
+                <w:bCs/>
+              </w:rPr>
+              <w:t>Admin has updated KPI visibility to support planning decisions.</w:t>
+            </w:r>
+          </w:p>
+        </w:tc>
+      </w:tr>
+    </w:tbl>
+    <w:p>
+      <w:pPr>
+        <w:rPr>
+          <w:b/>
+          <w:bCs/>
+        </w:rPr>
+      </w:pPr>
+    </w:p>
     <w:sectPr>
       <w:pgSz w:w="12240" w:h="15840"/>
       <w:pgMar w:top="1440" w:right="1440" w:bottom="1440" w:left="1440" w:header="708" w:footer="708" w:gutter="0"/>
@@ -2562,7 +6007,6 @@
     <w:next w:val="Normal"/>
     <w:link w:val="Heading3Char"/>
     <w:uiPriority w:val="9"/>
-    <w:semiHidden/>
     <w:unhideWhenUsed/>
     <w:qFormat/>
     <w:rsid w:val="00E50054"/>
@@ -2714,7 +6158,6 @@
   <w:style w:type="character" w:default="1" w:styleId="DefaultParagraphFont">
     <w:name w:val="Default Paragraph Font"/>
     <w:uiPriority w:val="1"/>
-    <w:semiHidden/>
     <w:unhideWhenUsed/>
   </w:style>
   <w:style w:type="table" w:default="1" w:styleId="TableNormal">
@@ -2770,7 +6213,6 @@
     <w:basedOn w:val="DefaultParagraphFont"/>
     <w:link w:val="Heading3"/>
     <w:uiPriority w:val="9"/>
-    <w:semiHidden/>
     <w:rsid w:val="00E50054"/>
     <w:rPr>
       <w:rFonts w:eastAsiaTheme="majorEastAsia" w:cstheme="majorBidi"/>
@@ -3104,6 +6546,126 @@
       </w:tcPr>
     </w:tblStylePr>
   </w:style>
+  <w:style w:type="table" w:styleId="PlainTable5">
+    <w:name w:val="Plain Table 5"/>
+    <w:basedOn w:val="TableNormal"/>
+    <w:uiPriority w:val="45"/>
+    <w:rsid w:val="00C4284D"/>
+    <w:pPr>
+      <w:spacing w:after="0" w:line="240" w:lineRule="auto"/>
+    </w:pPr>
+    <w:tblPr>
+      <w:tblStyleRowBandSize w:val="1"/>
+      <w:tblStyleColBandSize w:val="1"/>
+    </w:tblPr>
+    <w:tblStylePr w:type="firstRow">
+      <w:rPr>
+        <w:rFonts w:asciiTheme="majorHAnsi" w:eastAsiaTheme="majorEastAsia" w:hAnsiTheme="majorHAnsi" w:cstheme="majorBidi"/>
+        <w:i/>
+        <w:iCs/>
+        <w:sz w:val="26"/>
+      </w:rPr>
+      <w:tblPr/>
+      <w:tcPr>
+        <w:tcBorders>
+          <w:bottom w:val="single" w:sz="4" w:space="0" w:color="7F7F7F" w:themeColor="text1" w:themeTint="80"/>
+        </w:tcBorders>
+        <w:shd w:val="clear" w:color="auto" w:fill="FFFFFF" w:themeFill="background1"/>
+      </w:tcPr>
+    </w:tblStylePr>
+    <w:tblStylePr w:type="lastRow">
+      <w:rPr>
+        <w:rFonts w:asciiTheme="majorHAnsi" w:eastAsiaTheme="majorEastAsia" w:hAnsiTheme="majorHAnsi" w:cstheme="majorBidi"/>
+        <w:i/>
+        <w:iCs/>
+        <w:sz w:val="26"/>
+      </w:rPr>
+      <w:tblPr/>
+      <w:tcPr>
+        <w:tcBorders>
+          <w:top w:val="single" w:sz="4" w:space="0" w:color="7F7F7F" w:themeColor="text1" w:themeTint="80"/>
+        </w:tcBorders>
+        <w:shd w:val="clear" w:color="auto" w:fill="FFFFFF" w:themeFill="background1"/>
+      </w:tcPr>
+    </w:tblStylePr>
+    <w:tblStylePr w:type="firstCol">
+      <w:pPr>
+        <w:jc w:val="right"/>
+      </w:pPr>
+      <w:rPr>
+        <w:rFonts w:asciiTheme="majorHAnsi" w:eastAsiaTheme="majorEastAsia" w:hAnsiTheme="majorHAnsi" w:cstheme="majorBidi"/>
+        <w:i/>
+        <w:iCs/>
+        <w:sz w:val="26"/>
+      </w:rPr>
+      <w:tblPr/>
+      <w:tcPr>
+        <w:tcBorders>
+          <w:right w:val="single" w:sz="4" w:space="0" w:color="7F7F7F" w:themeColor="text1" w:themeTint="80"/>
+        </w:tcBorders>
+        <w:shd w:val="clear" w:color="auto" w:fill="FFFFFF" w:themeFill="background1"/>
+      </w:tcPr>
+    </w:tblStylePr>
+    <w:tblStylePr w:type="lastCol">
+      <w:rPr>
+        <w:rFonts w:asciiTheme="majorHAnsi" w:eastAsiaTheme="majorEastAsia" w:hAnsiTheme="majorHAnsi" w:cstheme="majorBidi"/>
+        <w:i/>
+        <w:iCs/>
+        <w:sz w:val="26"/>
+      </w:rPr>
+      <w:tblPr/>
+      <w:tcPr>
+        <w:tcBorders>
+          <w:left w:val="single" w:sz="4" w:space="0" w:color="7F7F7F" w:themeColor="text1" w:themeTint="80"/>
+        </w:tcBorders>
+        <w:shd w:val="clear" w:color="auto" w:fill="FFFFFF" w:themeFill="background1"/>
+      </w:tcPr>
+    </w:tblStylePr>
+    <w:tblStylePr w:type="band1Vert">
+      <w:tblPr/>
+      <w:tcPr>
+        <w:shd w:val="clear" w:color="auto" w:fill="F2F2F2" w:themeFill="background1" w:themeFillShade="F2"/>
+      </w:tcPr>
+    </w:tblStylePr>
+    <w:tblStylePr w:type="band1Horz">
+      <w:tblPr/>
+      <w:tcPr>
+        <w:shd w:val="clear" w:color="auto" w:fill="F2F2F2" w:themeFill="background1" w:themeFillShade="F2"/>
+      </w:tcPr>
+    </w:tblStylePr>
+    <w:tblStylePr w:type="neCell">
+      <w:tblPr/>
+      <w:tcPr>
+        <w:tcBorders>
+          <w:left w:val="nil"/>
+        </w:tcBorders>
+      </w:tcPr>
+    </w:tblStylePr>
+    <w:tblStylePr w:type="nwCell">
+      <w:tblPr/>
+      <w:tcPr>
+        <w:tcBorders>
+          <w:right w:val="nil"/>
+        </w:tcBorders>
+      </w:tcPr>
+    </w:tblStylePr>
+    <w:tblStylePr w:type="seCell">
+      <w:tblPr/>
+      <w:tcPr>
+        <w:tcBorders>
+          <w:left w:val="nil"/>
+        </w:tcBorders>
+      </w:tcPr>
+    </w:tblStylePr>
+    <w:tblStylePr w:type="swCell">
+      <w:tblPr/>
+      <w:tcPr>
+        <w:tcBorders>
+          <w:right w:val="nil"/>
+        </w:tcBorders>
+      </w:tcPr>
+    </w:tblStylePr>
+  </w:style>
 </w:styles>
 </file>
 
